--- a/Document/03_Design/HCMS_Software Design Specification.docx
+++ b/Document/03_Design/HCMS_Software Design Specification.docx
@@ -1,6 +1,6 @@
 
 <file path=word/document.xml><?xml version="1.0" encoding="utf-8"?>
-<w:document xmlns:wpc="http://schemas.microsoft.com/office/word/2010/wordprocessingCanvas" xmlns:cx="http://schemas.microsoft.com/office/drawing/2014/chartex" xmlns:cx1="http://schemas.microsoft.com/office/drawing/2015/9/8/chartex" xmlns:cx2="http://schemas.microsoft.com/office/drawing/2015/10/21/chartex" xmlns:cx3="http://schemas.microsoft.com/office/drawing/2016/5/9/chartex" xmlns:cx4="http://schemas.microsoft.com/office/drawing/2016/5/10/chartex" xmlns:cx5="http://schemas.microsoft.com/office/drawing/2016/5/11/chartex" xmlns:cx6="http://schemas.microsoft.com/office/drawing/2016/5/12/chartex" xmlns:cx7="http://schemas.microsoft.com/office/drawing/2016/5/13/chartex" xmlns:cx8="http://schemas.microsoft.com/office/drawing/2016/5/14/chartex" xmlns:mc="http://schemas.openxmlformats.org/markup-compatibility/2006" xmlns:aink="http://schemas.microsoft.com/office/drawing/2016/ink" xmlns:am3d="http://schemas.microsoft.com/office/drawing/2017/model3d" xmlns:o="urn:schemas-microsoft-com:office:office" xmlns:r="http://schemas.openxmlformats.org/officeDocument/2006/relationships" xmlns:m="http://schemas.openxmlformats.org/officeDocument/2006/math" xmlns:v="urn:schemas-microsoft-com:vml" xmlns:wp14="http://schemas.microsoft.com/office/word/2010/wordprocessingDrawing" xmlns:wp="http://schemas.openxmlformats.org/drawingml/2006/wordprocessingDrawing" xmlns:w10="urn:schemas-microsoft-com:office:word" xmlns:w="http://schemas.openxmlformats.org/wordprocessingml/2006/main" xmlns:w14="http://schemas.microsoft.com/office/word/2010/wordml" xmlns:w15="http://schemas.microsoft.com/office/word/2012/wordml" xmlns:w16cid="http://schemas.microsoft.com/office/word/2016/wordml/cid" xmlns:w16se="http://schemas.microsoft.com/office/word/2015/wordml/symex" xmlns:wpg="http://schemas.microsoft.com/office/word/2010/wordprocessingGroup" xmlns:wpi="http://schemas.microsoft.com/office/word/2010/wordprocessingInk" xmlns:wne="http://schemas.microsoft.com/office/word/2006/wordml" xmlns:wps="http://schemas.microsoft.com/office/word/2010/wordprocessingShape" mc:Ignorable="w14 w15 w16se w16cid wp14">
+<w:document xmlns:wpc="http://schemas.microsoft.com/office/word/2010/wordprocessingCanvas" xmlns:cx="http://schemas.microsoft.com/office/drawing/2014/chartex" xmlns:cx1="http://schemas.microsoft.com/office/drawing/2015/9/8/chartex" xmlns:cx2="http://schemas.microsoft.com/office/drawing/2015/10/21/chartex" xmlns:cx3="http://schemas.microsoft.com/office/drawing/2016/5/9/chartex" xmlns:cx4="http://schemas.microsoft.com/office/drawing/2016/5/10/chartex" xmlns:cx5="http://schemas.microsoft.com/office/drawing/2016/5/11/chartex" xmlns:cx6="http://schemas.microsoft.com/office/drawing/2016/5/12/chartex" xmlns:cx7="http://schemas.microsoft.com/office/drawing/2016/5/13/chartex" xmlns:cx8="http://schemas.microsoft.com/office/drawing/2016/5/14/chartex" xmlns:mc="http://schemas.openxmlformats.org/markup-compatibility/2006" xmlns:aink="http://schemas.microsoft.com/office/drawing/2016/ink" xmlns:am3d="http://schemas.microsoft.com/office/drawing/2017/model3d" xmlns:o="urn:schemas-microsoft-com:office:office" xmlns:oel="http://schemas.microsoft.com/office/2019/extlst" xmlns:r="http://schemas.openxmlformats.org/officeDocument/2006/relationships" xmlns:m="http://schemas.openxmlformats.org/officeDocument/2006/math" xmlns:v="urn:schemas-microsoft-com:vml" xmlns:wp14="http://schemas.microsoft.com/office/word/2010/wordprocessingDrawing" xmlns:wp="http://schemas.openxmlformats.org/drawingml/2006/wordprocessingDrawing" xmlns:w10="urn:schemas-microsoft-com:office:word" xmlns:w="http://schemas.openxmlformats.org/wordprocessingml/2006/main" xmlns:w14="http://schemas.microsoft.com/office/word/2010/wordml" xmlns:w15="http://schemas.microsoft.com/office/word/2012/wordml" xmlns:w16cex="http://schemas.microsoft.com/office/word/2018/wordml/cex" xmlns:w16cid="http://schemas.microsoft.com/office/word/2016/wordml/cid" xmlns:w16="http://schemas.microsoft.com/office/word/2018/wordml" xmlns:w16du="http://schemas.microsoft.com/office/word/2023/wordml/word16du" xmlns:w16sdtdh="http://schemas.microsoft.com/office/word/2020/wordml/sdtdatahash" xmlns:w16sdtfl="http://schemas.microsoft.com/office/word/2024/wordml/sdtformatlock" xmlns:w16se="http://schemas.microsoft.com/office/word/2015/wordml/symex" xmlns:wpg="http://schemas.microsoft.com/office/word/2010/wordprocessingGroup" xmlns:wpi="http://schemas.microsoft.com/office/word/2010/wordprocessingInk" xmlns:wne="http://schemas.microsoft.com/office/word/2006/wordml" xmlns:wps="http://schemas.microsoft.com/office/word/2010/wordprocessingShape" mc:Ignorable="w14 w15 w16se w16cid w16 w16cex w16sdtdh w16sdtfl w16du wp14">
   <w:body>
     <w:p/>
     <w:p>
@@ -275,8 +275,6 @@
             <w:t>Table of Contents</w:t>
           </w:r>
         </w:p>
-        <w:bookmarkStart w:id="0" w:name="_GoBack"/>
-        <w:bookmarkEnd w:id="0"/>
         <w:p>
           <w:pPr>
             <w:pStyle w:val="TOC1"/>
@@ -1145,9 +1143,9 @@
       <w:pPr>
         <w:pStyle w:val="Heading1"/>
       </w:pPr>
-      <w:bookmarkStart w:id="1" w:name="_Toc83330272"/>
-      <w:bookmarkStart w:id="2" w:name="_Toc83330363"/>
-      <w:bookmarkStart w:id="3" w:name="_Toc187342250"/>
+      <w:bookmarkStart w:id="0" w:name="_Toc83330272"/>
+      <w:bookmarkStart w:id="1" w:name="_Toc83330363"/>
+      <w:bookmarkStart w:id="2" w:name="_Toc187342250"/>
       <w:r>
         <w:lastRenderedPageBreak/>
         <w:t xml:space="preserve">I. </w:t>
@@ -1155,9 +1153,9 @@
       <w:r>
         <w:t>Record of Changes</w:t>
       </w:r>
+      <w:bookmarkEnd w:id="0"/>
       <w:bookmarkEnd w:id="1"/>
       <w:bookmarkEnd w:id="2"/>
-      <w:bookmarkEnd w:id="3"/>
     </w:p>
     <w:tbl>
       <w:tblPr>
@@ -1814,53 +1812,53 @@
       <w:pPr>
         <w:pStyle w:val="Heading1"/>
       </w:pPr>
-      <w:bookmarkStart w:id="4" w:name="_Toc187342251"/>
+      <w:bookmarkStart w:id="3" w:name="_Toc187342251"/>
       <w:r>
         <w:lastRenderedPageBreak/>
         <w:t>II. Software Design Document</w:t>
+      </w:r>
+      <w:bookmarkEnd w:id="3"/>
+    </w:p>
+    <w:p>
+      <w:pPr>
+        <w:pStyle w:val="Heading2"/>
+      </w:pPr>
+      <w:bookmarkStart w:id="4" w:name="_Toc187342252"/>
+      <w:r>
+        <w:t>1</w:t>
+      </w:r>
+      <w:r>
+        <w:t xml:space="preserve">. </w:t>
+      </w:r>
+      <w:r>
+        <w:t>High Level</w:t>
+      </w:r>
+      <w:r>
+        <w:t xml:space="preserve"> Design</w:t>
       </w:r>
       <w:bookmarkEnd w:id="4"/>
     </w:p>
     <w:p>
       <w:pPr>
-        <w:pStyle w:val="Heading2"/>
-      </w:pPr>
-      <w:bookmarkStart w:id="5" w:name="_Toc187342252"/>
-      <w:r>
-        <w:t>1</w:t>
-      </w:r>
-      <w:r>
-        <w:t xml:space="preserve">. </w:t>
-      </w:r>
-      <w:r>
-        <w:t>High Level</w:t>
-      </w:r>
-      <w:r>
-        <w:t xml:space="preserve"> Design</w:t>
+        <w:pStyle w:val="Heading3"/>
+      </w:pPr>
+      <w:bookmarkStart w:id="5" w:name="_Toc187342253"/>
+      <w:r>
+        <w:t>1.1</w:t>
+      </w:r>
+      <w:r>
+        <w:t xml:space="preserve"> </w:t>
+      </w:r>
+      <w:r>
+        <w:t>Software</w:t>
+      </w:r>
+      <w:r>
+        <w:t xml:space="preserve"> Architecture</w:t>
       </w:r>
       <w:bookmarkEnd w:id="5"/>
     </w:p>
     <w:p>
       <w:pPr>
-        <w:pStyle w:val="Heading3"/>
-      </w:pPr>
-      <w:bookmarkStart w:id="6" w:name="_Toc187342253"/>
-      <w:r>
-        <w:t>1.1</w:t>
-      </w:r>
-      <w:r>
-        <w:t xml:space="preserve"> </w:t>
-      </w:r>
-      <w:r>
-        <w:t>Software</w:t>
-      </w:r>
-      <w:r>
-        <w:t xml:space="preserve"> Architecture</w:t>
-      </w:r>
-      <w:bookmarkEnd w:id="6"/>
-    </w:p>
-    <w:p>
-      <w:pPr>
         <w:jc w:val="both"/>
         <w:rPr>
           <w:i/>
@@ -1870,148 +1868,7 @@
       <w:r>
         <w:rPr>
           <w:i/>
-          <w:color w:val="0000FF"/>
-        </w:rPr>
-        <w:t>[</w:t>
-      </w:r>
-      <w:r>
-        <w:rPr>
-          <w:i/>
-          <w:color w:val="0000FF"/>
-        </w:rPr>
-        <w:t>The content of this section include</w:t>
-      </w:r>
-      <w:r>
-        <w:rPr>
-          <w:i/>
-          <w:color w:val="0000FF"/>
-        </w:rPr>
-        <w:t>s</w:t>
-      </w:r>
-      <w:r>
-        <w:rPr>
-          <w:i/>
-          <w:color w:val="0000FF"/>
-        </w:rPr>
-        <w:t xml:space="preserve"> the overall </w:t>
-      </w:r>
-      <w:r>
-        <w:rPr>
-          <w:i/>
-          <w:color w:val="0000FF"/>
-        </w:rPr>
-        <w:t xml:space="preserve">architectural </w:t>
-      </w:r>
-      <w:r>
-        <w:rPr>
-          <w:i/>
-          <w:color w:val="0000FF"/>
-        </w:rPr>
-        <w:t>diagram</w:t>
-      </w:r>
-      <w:r>
-        <w:rPr>
-          <w:i/>
-          <w:color w:val="0000FF"/>
-        </w:rPr>
-        <w:t xml:space="preserve"> which includes the sub-systems</w:t>
-      </w:r>
-      <w:r>
-        <w:rPr>
-          <w:i/>
-          <w:color w:val="0000FF"/>
-        </w:rPr>
-        <w:t xml:space="preserve"> and/or components</w:t>
-      </w:r>
-      <w:r>
-        <w:rPr>
-          <w:i/>
-          <w:color w:val="0000FF"/>
-        </w:rPr>
-        <w:t>, the external systems</w:t>
-      </w:r>
-      <w:r>
-        <w:rPr>
-          <w:i/>
-          <w:color w:val="0000FF"/>
-        </w:rPr>
-        <w:t xml:space="preserve"> (if any)</w:t>
-      </w:r>
-      <w:r>
-        <w:rPr>
-          <w:i/>
-          <w:color w:val="0000FF"/>
-        </w:rPr>
-        <w:t>, and the relationship</w:t>
-      </w:r>
-      <w:r>
-        <w:rPr>
-          <w:i/>
-          <w:color w:val="0000FF"/>
-        </w:rPr>
-        <w:t>s (communication messages)</w:t>
-      </w:r>
-      <w:r>
-        <w:rPr>
-          <w:i/>
-          <w:color w:val="0000FF"/>
-        </w:rPr>
-        <w:t xml:space="preserve"> among them. You need also provide the </w:t>
-      </w:r>
-      <w:r>
-        <w:rPr>
-          <w:i/>
-          <w:color w:val="0000FF"/>
-        </w:rPr>
-        <w:t>explanation for each of the diagram components</w:t>
-      </w:r>
-      <w:r>
-        <w:rPr>
-          <w:i/>
-          <w:color w:val="0000FF"/>
-        </w:rPr>
-        <w:t xml:space="preserve"> (</w:t>
-      </w:r>
-      <w:r>
-        <w:rPr>
-          <w:i/>
-          <w:color w:val="0000FF"/>
-        </w:rPr>
-        <w:t xml:space="preserve">modules, </w:t>
-      </w:r>
-      <w:r>
-        <w:rPr>
-          <w:i/>
-          <w:color w:val="0000FF"/>
-        </w:rPr>
-        <w:t>sub-systems, external systems, etc.)</w:t>
-      </w:r>
-      <w:r>
-        <w:rPr>
-          <w:i/>
-          <w:color w:val="0000FF"/>
-        </w:rPr>
-        <w:t>]</w:t>
-      </w:r>
-      <w:r>
-        <w:rPr>
-          <w:i/>
-          <w:color w:val="0000FF"/>
-        </w:rPr>
-        <w:t>.</w:t>
-      </w:r>
-    </w:p>
-    <w:p>
-      <w:pPr>
-        <w:jc w:val="both"/>
-        <w:rPr>
-          <w:i/>
-          <w:color w:val="0000FF"/>
-        </w:rPr>
-      </w:pPr>
-      <w:r>
-        <w:rPr>
-          <w:i/>
+          <w:noProof/>
           <w:color w:val="0000FF"/>
         </w:rPr>
         <w:drawing>
@@ -2062,54 +1919,23 @@
       <w:pPr>
         <w:pStyle w:val="Heading3"/>
       </w:pPr>
-      <w:bookmarkStart w:id="7" w:name="_Toc187342254"/>
+      <w:bookmarkStart w:id="6" w:name="_Toc187342254"/>
       <w:r>
         <w:t>1.2</w:t>
       </w:r>
       <w:r>
         <w:t xml:space="preserve"> Package Diagram</w:t>
       </w:r>
-      <w:bookmarkEnd w:id="7"/>
+      <w:bookmarkEnd w:id="6"/>
     </w:p>
     <w:p>
       <w:pPr>
-        <w:jc w:val="both"/>
-        <w:rPr>
-          <w:i/>
-          <w:color w:val="0000FF"/>
-        </w:rPr>
-      </w:pPr>
-      <w:r>
-        <w:rPr>
-          <w:i/>
-          <w:color w:val="0000FF"/>
-        </w:rPr>
-        <w:t xml:space="preserve">[Provide the package diagram for each sub-system. </w:t>
-      </w:r>
-      <w:r>
-        <w:rPr>
-          <w:i/>
-          <w:color w:val="0000FF"/>
-        </w:rPr>
-        <w:t>The content of this section including the overall package diagram, the explanation, package and class naming conventions in each package. Please see the sample &amp; description table format below</w:t>
-      </w:r>
-      <w:r>
-        <w:rPr>
-          <w:i/>
-          <w:color w:val="0000FF"/>
-        </w:rPr>
-        <w:t>]</w:t>
-      </w:r>
-    </w:p>
-    <w:p>
-      <w:pPr>
         <w:jc w:val="center"/>
       </w:pPr>
       <w:r>
         <w:rPr>
           <w:noProof/>
         </w:rPr>
-        <w:lastRenderedPageBreak/>
         <w:drawing>
           <wp:inline distT="0" distB="0" distL="0" distR="0" wp14:anchorId="3F49D832" wp14:editId="0EF7D780">
             <wp:extent cx="5943600" cy="3015615"/>
@@ -2162,7 +1988,7 @@
           <w:i/>
           <w:sz w:val="24"/>
         </w:rPr>
-        <w:t>Package descriptions</w:t>
+        <w:t xml:space="preserve">Backend Package </w:t>
       </w:r>
     </w:p>
     <w:tbl>
@@ -2181,14 +2007,14 @@
         <w:tblLook w:val="0000" w:firstRow="0" w:lastRow="0" w:firstColumn="0" w:lastColumn="0" w:noHBand="0" w:noVBand="0"/>
       </w:tblPr>
       <w:tblGrid>
-        <w:gridCol w:w="551"/>
-        <w:gridCol w:w="2568"/>
-        <w:gridCol w:w="6231"/>
+        <w:gridCol w:w="1560"/>
+        <w:gridCol w:w="3118"/>
+        <w:gridCol w:w="4672"/>
       </w:tblGrid>
       <w:tr>
         <w:tc>
           <w:tcPr>
-            <w:tcW w:w="551" w:type="dxa"/>
+            <w:tcW w:w="1560" w:type="dxa"/>
             <w:shd w:val="clear" w:color="auto" w:fill="FFE8E1"/>
             <w:vAlign w:val="center"/>
           </w:tcPr>
@@ -2212,13 +2038,14 @@
                 <w:color w:val="000000"/>
                 <w:lang w:val="en-GB" w:eastAsia="en-GB"/>
               </w:rPr>
+              <w:lastRenderedPageBreak/>
               <w:t>No</w:t>
             </w:r>
           </w:p>
         </w:tc>
         <w:tc>
           <w:tcPr>
-            <w:tcW w:w="2568" w:type="dxa"/>
+            <w:tcW w:w="3118" w:type="dxa"/>
             <w:shd w:val="clear" w:color="auto" w:fill="FFE8E1"/>
             <w:vAlign w:val="center"/>
           </w:tcPr>
@@ -2248,7 +2075,7 @@
         </w:tc>
         <w:tc>
           <w:tcPr>
-            <w:tcW w:w="6231" w:type="dxa"/>
+            <w:tcW w:w="4672" w:type="dxa"/>
             <w:shd w:val="clear" w:color="auto" w:fill="FFE8E1"/>
             <w:vAlign w:val="center"/>
           </w:tcPr>
@@ -2280,140 +2107,148 @@
       <w:tr>
         <w:tc>
           <w:tcPr>
-            <w:tcW w:w="551" w:type="dxa"/>
-          </w:tcPr>
-          <w:p>
-            <w:pPr>
-              <w:rPr>
-                <w:i/>
-                <w:iCs/>
-                <w:color w:val="0432FF"/>
-              </w:rPr>
-            </w:pPr>
-            <w:r>
-              <w:rPr>
-                <w:rFonts w:hint="eastAsia"/>
-                <w:i/>
-                <w:iCs/>
-                <w:color w:val="0432FF"/>
-              </w:rPr>
-              <w:t>01</w:t>
-            </w:r>
-          </w:p>
-        </w:tc>
-        <w:tc>
-          <w:tcPr>
-            <w:tcW w:w="2568" w:type="dxa"/>
-          </w:tcPr>
-          <w:p>
-            <w:pPr>
-              <w:rPr>
-                <w:i/>
-                <w:iCs/>
-                <w:color w:val="0432FF"/>
-              </w:rPr>
-            </w:pPr>
+            <w:tcW w:w="1560" w:type="dxa"/>
+          </w:tcPr>
+          <w:p>
+            <w:pPr>
+              <w:rPr>
+                <w:i/>
+                <w:iCs/>
+                <w:color w:val="0432FF"/>
+              </w:rPr>
+            </w:pPr>
+            <w:r>
+              <w:rPr>
+                <w:i/>
+                <w:iCs/>
+                <w:color w:val="0432FF"/>
+              </w:rPr>
+              <w:t>1</w:t>
+            </w:r>
+          </w:p>
+        </w:tc>
+        <w:tc>
+          <w:tcPr>
+            <w:tcW w:w="3118" w:type="dxa"/>
+          </w:tcPr>
+          <w:p>
+            <w:pPr>
+              <w:rPr>
+                <w:i/>
+                <w:iCs/>
+                <w:color w:val="0432FF"/>
+              </w:rPr>
+            </w:pPr>
+            <w:r>
+              <w:t xml:space="preserve">«root» </w:t>
+            </w:r>
             <w:proofErr w:type="spellStart"/>
-            <w:r>
-              <w:rPr>
-                <w:i/>
-                <w:iCs/>
-                <w:color w:val="0432FF"/>
-              </w:rPr>
-              <w:t>Member_authority</w:t>
+            <w:proofErr w:type="gramStart"/>
+            <w:r>
+              <w:t>com.hcms</w:t>
             </w:r>
             <w:proofErr w:type="spellEnd"/>
-          </w:p>
-        </w:tc>
-        <w:tc>
-          <w:tcPr>
-            <w:tcW w:w="6231" w:type="dxa"/>
-          </w:tcPr>
-          <w:p>
-            <w:pPr>
-              <w:rPr>
-                <w:i/>
-                <w:iCs/>
-                <w:color w:val="0432FF"/>
-              </w:rPr>
-            </w:pPr>
-            <w:r>
-              <w:rPr>
-                <w:rFonts w:hint="eastAsia"/>
-                <w:i/>
-                <w:iCs/>
-                <w:color w:val="0432FF"/>
-              </w:rPr>
-              <w:t xml:space="preserve">&lt;Description of </w:t>
-            </w:r>
-            <w:r>
-              <w:rPr>
-                <w:i/>
-                <w:iCs/>
-                <w:color w:val="0432FF"/>
-              </w:rPr>
-              <w:t>the package</w:t>
-            </w:r>
-            <w:r>
-              <w:rPr>
-                <w:rFonts w:hint="eastAsia"/>
-                <w:i/>
-                <w:iCs/>
-                <w:color w:val="0432FF"/>
-              </w:rPr>
-              <w:t>&gt;</w:t>
-            </w:r>
+            <w:proofErr w:type="gramEnd"/>
+          </w:p>
+        </w:tc>
+        <w:tc>
+          <w:tcPr>
+            <w:tcW w:w="4672" w:type="dxa"/>
+          </w:tcPr>
+          <w:p>
+            <w:pPr>
+              <w:rPr>
+                <w:i/>
+                <w:iCs/>
+                <w:color w:val="0432FF"/>
+              </w:rPr>
+            </w:pPr>
+            <w:r>
+              <w:t xml:space="preserve">Bao </w:t>
+            </w:r>
+            <w:proofErr w:type="spellStart"/>
+            <w:r>
+              <w:t>chứa</w:t>
+            </w:r>
+            <w:proofErr w:type="spellEnd"/>
+            <w:r>
+              <w:t xml:space="preserve"> </w:t>
+            </w:r>
+            <w:proofErr w:type="spellStart"/>
+            <w:r>
+              <w:t>tất</w:t>
+            </w:r>
+            <w:proofErr w:type="spellEnd"/>
+            <w:r>
+              <w:t xml:space="preserve"> </w:t>
+            </w:r>
+            <w:proofErr w:type="spellStart"/>
+            <w:r>
+              <w:t>cả</w:t>
+            </w:r>
+            <w:proofErr w:type="spellEnd"/>
+            <w:r>
+              <w:t xml:space="preserve"> packages </w:t>
+            </w:r>
+            <w:proofErr w:type="spellStart"/>
+            <w:r>
+              <w:t>bên</w:t>
+            </w:r>
+            <w:proofErr w:type="spellEnd"/>
+            <w:r>
+              <w:t xml:space="preserve"> </w:t>
+            </w:r>
+            <w:proofErr w:type="spellStart"/>
+            <w:r>
+              <w:t>dưới</w:t>
+            </w:r>
+            <w:proofErr w:type="spellEnd"/>
           </w:p>
         </w:tc>
       </w:tr>
       <w:tr>
         <w:tc>
           <w:tcPr>
-            <w:tcW w:w="551" w:type="dxa"/>
-          </w:tcPr>
-          <w:p>
-            <w:pPr>
-              <w:rPr>
-                <w:i/>
-                <w:iCs/>
-                <w:color w:val="0432FF"/>
-              </w:rPr>
-            </w:pPr>
-            <w:r>
-              <w:rPr>
-                <w:i/>
-                <w:iCs/>
-                <w:color w:val="0432FF"/>
-              </w:rPr>
-              <w:t>02</w:t>
-            </w:r>
-          </w:p>
-        </w:tc>
-        <w:tc>
-          <w:tcPr>
-            <w:tcW w:w="2568" w:type="dxa"/>
-          </w:tcPr>
-          <w:p>
-            <w:pPr>
-              <w:rPr>
-                <w:i/>
-                <w:iCs/>
-                <w:color w:val="0432FF"/>
-              </w:rPr>
-            </w:pPr>
-            <w:r>
-              <w:rPr>
-                <w:i/>
-                <w:iCs/>
-                <w:color w:val="0432FF"/>
-              </w:rPr>
-              <w:t>registration</w:t>
-            </w:r>
-          </w:p>
-        </w:tc>
-        <w:tc>
-          <w:tcPr>
-            <w:tcW w:w="6231" w:type="dxa"/>
+            <w:tcW w:w="1560" w:type="dxa"/>
+          </w:tcPr>
+          <w:p>
+            <w:pPr>
+              <w:rPr>
+                <w:i/>
+                <w:iCs/>
+                <w:color w:val="0432FF"/>
+              </w:rPr>
+            </w:pPr>
+            <w:r>
+              <w:rPr>
+                <w:i/>
+                <w:iCs/>
+                <w:color w:val="0432FF"/>
+              </w:rPr>
+              <w:t>2</w:t>
+            </w:r>
+          </w:p>
+        </w:tc>
+        <w:tc>
+          <w:tcPr>
+            <w:tcW w:w="3118" w:type="dxa"/>
+          </w:tcPr>
+          <w:p>
+            <w:pPr>
+              <w:rPr>
+                <w:i/>
+                <w:iCs/>
+                <w:color w:val="0432FF"/>
+              </w:rPr>
+            </w:pPr>
+            <w:r>
+              <w:t>config</w:t>
+            </w:r>
+          </w:p>
+        </w:tc>
+        <w:tc>
+          <w:tcPr>
+            <w:tcW w:w="4672" w:type="dxa"/>
           </w:tcPr>
           <w:p>
             <w:pPr>
@@ -2423,92 +2258,1337 @@
                 <w:szCs w:val="18"/>
               </w:rPr>
             </w:pPr>
-            <w:r>
-              <w:rPr>
-                <w:rFonts w:hint="eastAsia"/>
-                <w:i/>
-                <w:iCs/>
-                <w:color w:val="0432FF"/>
-              </w:rPr>
-              <w:t xml:space="preserve">&lt;Description of </w:t>
-            </w:r>
-            <w:r>
-              <w:rPr>
-                <w:i/>
-                <w:iCs/>
-                <w:color w:val="0432FF"/>
-              </w:rPr>
-              <w:t>the package</w:t>
-            </w:r>
-            <w:r>
-              <w:rPr>
-                <w:rFonts w:hint="eastAsia"/>
-                <w:i/>
-                <w:iCs/>
-                <w:color w:val="0432FF"/>
-              </w:rPr>
-              <w:t>&gt;</w:t>
-            </w:r>
+            <w:proofErr w:type="spellStart"/>
+            <w:r>
+              <w:t>SecurityConfig</w:t>
+            </w:r>
+            <w:proofErr w:type="spellEnd"/>
+            <w:r>
+              <w:t xml:space="preserve">, </w:t>
+            </w:r>
+            <w:proofErr w:type="spellStart"/>
+            <w:r>
+              <w:t>CorsConfig</w:t>
+            </w:r>
+            <w:proofErr w:type="spellEnd"/>
+            <w:r>
+              <w:t xml:space="preserve">, </w:t>
+            </w:r>
+            <w:proofErr w:type="spellStart"/>
+            <w:r>
+              <w:t>JwtConfig</w:t>
+            </w:r>
+            <w:proofErr w:type="spellEnd"/>
+            <w:r>
+              <w:t xml:space="preserve">, </w:t>
+            </w:r>
+            <w:proofErr w:type="spellStart"/>
+            <w:r>
+              <w:t>SwaggerConfig</w:t>
+            </w:r>
+            <w:proofErr w:type="spellEnd"/>
+            <w:r>
+              <w:t xml:space="preserve">, </w:t>
+            </w:r>
+            <w:proofErr w:type="spellStart"/>
+            <w:r>
+              <w:t>WebConfig</w:t>
+            </w:r>
+            <w:proofErr w:type="spellEnd"/>
           </w:p>
         </w:tc>
       </w:tr>
       <w:tr>
         <w:tc>
           <w:tcPr>
-            <w:tcW w:w="551" w:type="dxa"/>
-          </w:tcPr>
-          <w:p>
-            <w:pPr>
-              <w:rPr>
-                <w:i/>
-                <w:iCs/>
-                <w:color w:val="0432FF"/>
-              </w:rPr>
-            </w:pPr>
-            <w:r>
-              <w:rPr>
-                <w:i/>
-                <w:iCs/>
-                <w:color w:val="0432FF"/>
-              </w:rPr>
-              <w:t>03</w:t>
-            </w:r>
-          </w:p>
-        </w:tc>
-        <w:tc>
-          <w:tcPr>
-            <w:tcW w:w="2568" w:type="dxa"/>
-          </w:tcPr>
-          <w:p>
-            <w:pPr>
-              <w:rPr>
-                <w:i/>
-                <w:iCs/>
-                <w:color w:val="0432FF"/>
-              </w:rPr>
-            </w:pPr>
-            <w:r>
-              <w:rPr>
-                <w:i/>
-                <w:iCs/>
-                <w:color w:val="0432FF"/>
-              </w:rPr>
-              <w:t>…</w:t>
-            </w:r>
-          </w:p>
-        </w:tc>
-        <w:tc>
-          <w:tcPr>
-            <w:tcW w:w="6231" w:type="dxa"/>
-          </w:tcPr>
-          <w:p>
-            <w:pPr>
-              <w:rPr>
-                <w:i/>
-                <w:iCs/>
-                <w:color w:val="0432FF"/>
-              </w:rPr>
-            </w:pPr>
+            <w:tcW w:w="1560" w:type="dxa"/>
+          </w:tcPr>
+          <w:p>
+            <w:pPr>
+              <w:rPr>
+                <w:i/>
+                <w:iCs/>
+                <w:color w:val="0432FF"/>
+              </w:rPr>
+            </w:pPr>
+            <w:r>
+              <w:rPr>
+                <w:i/>
+                <w:iCs/>
+                <w:color w:val="0432FF"/>
+              </w:rPr>
+              <w:t>3</w:t>
+            </w:r>
+          </w:p>
+        </w:tc>
+        <w:tc>
+          <w:tcPr>
+            <w:tcW w:w="3118" w:type="dxa"/>
+          </w:tcPr>
+          <w:p>
+            <w:pPr>
+              <w:rPr>
+                <w:i/>
+                <w:iCs/>
+                <w:color w:val="0432FF"/>
+              </w:rPr>
+            </w:pPr>
+            <w:r>
+              <w:t>common (Shared Kernel)</w:t>
+            </w:r>
+          </w:p>
+        </w:tc>
+        <w:tc>
+          <w:tcPr>
+            <w:tcW w:w="4672" w:type="dxa"/>
+          </w:tcPr>
+          <w:p>
+            <w:pPr>
+              <w:rPr>
+                <w:i/>
+                <w:iCs/>
+                <w:color w:val="0432FF"/>
+              </w:rPr>
+            </w:pPr>
+            <w:proofErr w:type="spellStart"/>
+            <w:r>
+              <w:t>dto</w:t>
+            </w:r>
+            <w:proofErr w:type="spellEnd"/>
+            <w:r>
+              <w:t xml:space="preserve">/, exception/, util/, constant/, base/ → </w:t>
+            </w:r>
+            <w:proofErr w:type="spellStart"/>
+            <w:r>
+              <w:t>ApiResponse</w:t>
+            </w:r>
+            <w:proofErr w:type="spellEnd"/>
+            <w:r>
+              <w:t xml:space="preserve">, </w:t>
+            </w:r>
+            <w:proofErr w:type="spellStart"/>
+            <w:r>
+              <w:t>BaseEntity</w:t>
+            </w:r>
+            <w:proofErr w:type="spellEnd"/>
+            <w:r>
+              <w:t xml:space="preserve">, </w:t>
+            </w:r>
+            <w:proofErr w:type="spellStart"/>
+            <w:r>
+              <w:t>GlobalExceptionHandler</w:t>
+            </w:r>
+            <w:proofErr w:type="spellEnd"/>
+          </w:p>
+        </w:tc>
+      </w:tr>
+      <w:tr>
+        <w:tc>
+          <w:tcPr>
+            <w:tcW w:w="1560" w:type="dxa"/>
+          </w:tcPr>
+          <w:p>
+            <w:pPr>
+              <w:rPr>
+                <w:i/>
+                <w:iCs/>
+                <w:color w:val="0432FF"/>
+              </w:rPr>
+            </w:pPr>
+            <w:r>
+              <w:rPr>
+                <w:i/>
+                <w:iCs/>
+                <w:color w:val="0432FF"/>
+              </w:rPr>
+              <w:t>4</w:t>
+            </w:r>
+          </w:p>
+        </w:tc>
+        <w:tc>
+          <w:tcPr>
+            <w:tcW w:w="3118" w:type="dxa"/>
+          </w:tcPr>
+          <w:p>
+            <w:pPr>
+              <w:rPr>
+                <w:i/>
+                <w:iCs/>
+                <w:color w:val="0432FF"/>
+              </w:rPr>
+            </w:pPr>
+            <w:r>
+              <w:t>auth</w:t>
+            </w:r>
+          </w:p>
+        </w:tc>
+        <w:tc>
+          <w:tcPr>
+            <w:tcW w:w="4672" w:type="dxa"/>
+          </w:tcPr>
+          <w:p>
+            <w:pPr>
+              <w:rPr>
+                <w:i/>
+                <w:iCs/>
+                <w:color w:val="0432FF"/>
+              </w:rPr>
+            </w:pPr>
+            <w:r>
+              <w:t xml:space="preserve">controller/ → </w:t>
+            </w:r>
+            <w:proofErr w:type="spellStart"/>
+            <w:r>
+              <w:t>AuthController</w:t>
+            </w:r>
+            <w:proofErr w:type="spellEnd"/>
+            <w:r>
+              <w:t xml:space="preserve">; service/ → </w:t>
+            </w:r>
+            <w:proofErr w:type="spellStart"/>
+            <w:r>
+              <w:t>AuthService</w:t>
+            </w:r>
+            <w:proofErr w:type="spellEnd"/>
+            <w:r>
+              <w:t xml:space="preserve">; repository/ → </w:t>
+            </w:r>
+            <w:proofErr w:type="spellStart"/>
+            <w:r>
+              <w:t>UserRepository</w:t>
+            </w:r>
+            <w:proofErr w:type="spellEnd"/>
+            <w:r>
+              <w:t xml:space="preserve">; entity/ → User, Role; </w:t>
+            </w:r>
+            <w:proofErr w:type="spellStart"/>
+            <w:r>
+              <w:t>dto</w:t>
+            </w:r>
+            <w:proofErr w:type="spellEnd"/>
+            <w:r>
+              <w:t xml:space="preserve">/ → </w:t>
+            </w:r>
+            <w:proofErr w:type="spellStart"/>
+            <w:r>
+              <w:t>LoginReq</w:t>
+            </w:r>
+            <w:proofErr w:type="spellEnd"/>
+            <w:r>
+              <w:t xml:space="preserve">, </w:t>
+            </w:r>
+            <w:proofErr w:type="spellStart"/>
+            <w:r>
+              <w:t>RegisterReq</w:t>
+            </w:r>
+            <w:proofErr w:type="spellEnd"/>
+          </w:p>
+        </w:tc>
+      </w:tr>
+      <w:tr>
+        <w:tc>
+          <w:tcPr>
+            <w:tcW w:w="1560" w:type="dxa"/>
+          </w:tcPr>
+          <w:p>
+            <w:pPr>
+              <w:rPr>
+                <w:i/>
+                <w:iCs/>
+                <w:color w:val="0432FF"/>
+              </w:rPr>
+            </w:pPr>
+            <w:r>
+              <w:rPr>
+                <w:i/>
+                <w:iCs/>
+                <w:color w:val="0432FF"/>
+              </w:rPr>
+              <w:t>5</w:t>
+            </w:r>
+          </w:p>
+        </w:tc>
+        <w:tc>
+          <w:tcPr>
+            <w:tcW w:w="3118" w:type="dxa"/>
+          </w:tcPr>
+          <w:p>
+            <w:pPr>
+              <w:rPr>
+                <w:i/>
+                <w:iCs/>
+                <w:color w:val="0432FF"/>
+              </w:rPr>
+            </w:pPr>
+            <w:r>
+              <w:t>patient</w:t>
+            </w:r>
+          </w:p>
+        </w:tc>
+        <w:tc>
+          <w:tcPr>
+            <w:tcW w:w="4672" w:type="dxa"/>
+          </w:tcPr>
+          <w:p>
+            <w:pPr>
+              <w:rPr>
+                <w:i/>
+                <w:iCs/>
+                <w:color w:val="0432FF"/>
+              </w:rPr>
+            </w:pPr>
+            <w:r>
+              <w:t xml:space="preserve">controller/ → </w:t>
+            </w:r>
+            <w:proofErr w:type="spellStart"/>
+            <w:r>
+              <w:t>PatientController</w:t>
+            </w:r>
+            <w:proofErr w:type="spellEnd"/>
+            <w:r>
+              <w:t xml:space="preserve">; service/ → </w:t>
+            </w:r>
+            <w:proofErr w:type="spellStart"/>
+            <w:r>
+              <w:t>PatientService</w:t>
+            </w:r>
+            <w:proofErr w:type="spellEnd"/>
+            <w:r>
+              <w:t xml:space="preserve">; repository/ → </w:t>
+            </w:r>
+            <w:proofErr w:type="spellStart"/>
+            <w:r>
+              <w:t>PatientRepository</w:t>
+            </w:r>
+            <w:proofErr w:type="spellEnd"/>
+            <w:r>
+              <w:t xml:space="preserve">; entity/ → Patient; </w:t>
+            </w:r>
+            <w:proofErr w:type="spellStart"/>
+            <w:r>
+              <w:t>dto</w:t>
+            </w:r>
+            <w:proofErr w:type="spellEnd"/>
+            <w:r>
+              <w:t xml:space="preserve">/ → </w:t>
+            </w:r>
+            <w:proofErr w:type="spellStart"/>
+            <w:r>
+              <w:t>PatientReq</w:t>
+            </w:r>
+            <w:proofErr w:type="spellEnd"/>
+            <w:r>
+              <w:t xml:space="preserve">, </w:t>
+            </w:r>
+            <w:proofErr w:type="spellStart"/>
+            <w:r>
+              <w:t>PatientRes</w:t>
+            </w:r>
+            <w:proofErr w:type="spellEnd"/>
+          </w:p>
+        </w:tc>
+      </w:tr>
+      <w:tr>
+        <w:tc>
+          <w:tcPr>
+            <w:tcW w:w="1560" w:type="dxa"/>
+          </w:tcPr>
+          <w:p>
+            <w:pPr>
+              <w:rPr>
+                <w:i/>
+                <w:iCs/>
+                <w:color w:val="0432FF"/>
+              </w:rPr>
+            </w:pPr>
+            <w:r>
+              <w:rPr>
+                <w:i/>
+                <w:iCs/>
+                <w:color w:val="0432FF"/>
+              </w:rPr>
+              <w:t>6</w:t>
+            </w:r>
+          </w:p>
+        </w:tc>
+        <w:tc>
+          <w:tcPr>
+            <w:tcW w:w="3118" w:type="dxa"/>
+          </w:tcPr>
+          <w:p>
+            <w:pPr>
+              <w:rPr>
+                <w:i/>
+                <w:iCs/>
+                <w:color w:val="0432FF"/>
+              </w:rPr>
+            </w:pPr>
+            <w:r>
+              <w:t>appointment</w:t>
+            </w:r>
+          </w:p>
+        </w:tc>
+        <w:tc>
+          <w:tcPr>
+            <w:tcW w:w="4672" w:type="dxa"/>
+          </w:tcPr>
+          <w:p>
+            <w:pPr>
+              <w:rPr>
+                <w:i/>
+                <w:iCs/>
+                <w:color w:val="0432FF"/>
+              </w:rPr>
+            </w:pPr>
+            <w:r>
+              <w:t xml:space="preserve">controller/ → </w:t>
+            </w:r>
+            <w:proofErr w:type="spellStart"/>
+            <w:r>
+              <w:t>AppointmentController</w:t>
+            </w:r>
+            <w:proofErr w:type="spellEnd"/>
+            <w:r>
+              <w:t xml:space="preserve">; service/ → </w:t>
+            </w:r>
+            <w:proofErr w:type="spellStart"/>
+            <w:r>
+              <w:t>AppointmentService</w:t>
+            </w:r>
+            <w:proofErr w:type="spellEnd"/>
+            <w:r>
+              <w:t xml:space="preserve">; repository/ → </w:t>
+            </w:r>
+            <w:proofErr w:type="spellStart"/>
+            <w:r>
+              <w:t>AppointmentRepository</w:t>
+            </w:r>
+            <w:proofErr w:type="spellEnd"/>
+            <w:r>
+              <w:t xml:space="preserve">; entity/ → Appointment; </w:t>
+            </w:r>
+            <w:proofErr w:type="spellStart"/>
+            <w:r>
+              <w:t>dto</w:t>
+            </w:r>
+            <w:proofErr w:type="spellEnd"/>
+            <w:r>
+              <w:t xml:space="preserve">/ → </w:t>
+            </w:r>
+            <w:proofErr w:type="spellStart"/>
+            <w:r>
+              <w:t>BookingReq</w:t>
+            </w:r>
+            <w:proofErr w:type="spellEnd"/>
+            <w:r>
+              <w:t xml:space="preserve">, </w:t>
+            </w:r>
+            <w:proofErr w:type="spellStart"/>
+            <w:r>
+              <w:t>BookingRes</w:t>
+            </w:r>
+            <w:proofErr w:type="spellEnd"/>
+          </w:p>
+        </w:tc>
+      </w:tr>
+      <w:tr>
+        <w:tc>
+          <w:tcPr>
+            <w:tcW w:w="1560" w:type="dxa"/>
+          </w:tcPr>
+          <w:p>
+            <w:pPr>
+              <w:rPr>
+                <w:i/>
+                <w:iCs/>
+                <w:color w:val="0432FF"/>
+              </w:rPr>
+            </w:pPr>
+            <w:r>
+              <w:rPr>
+                <w:i/>
+                <w:iCs/>
+                <w:color w:val="0432FF"/>
+              </w:rPr>
+              <w:t>7</w:t>
+            </w:r>
+          </w:p>
+        </w:tc>
+        <w:tc>
+          <w:tcPr>
+            <w:tcW w:w="3118" w:type="dxa"/>
+          </w:tcPr>
+          <w:p>
+            <w:pPr>
+              <w:rPr>
+                <w:i/>
+                <w:iCs/>
+                <w:color w:val="0432FF"/>
+              </w:rPr>
+            </w:pPr>
+            <w:r>
+              <w:t>consultation</w:t>
+            </w:r>
+          </w:p>
+        </w:tc>
+        <w:tc>
+          <w:tcPr>
+            <w:tcW w:w="4672" w:type="dxa"/>
+          </w:tcPr>
+          <w:p>
+            <w:pPr>
+              <w:rPr>
+                <w:i/>
+                <w:iCs/>
+                <w:color w:val="0432FF"/>
+              </w:rPr>
+            </w:pPr>
+            <w:r>
+              <w:t xml:space="preserve">controller/ → </w:t>
+            </w:r>
+            <w:proofErr w:type="spellStart"/>
+            <w:r>
+              <w:t>ConsultationController</w:t>
+            </w:r>
+            <w:proofErr w:type="spellEnd"/>
+            <w:r>
+              <w:t xml:space="preserve">; service/ → </w:t>
+            </w:r>
+            <w:proofErr w:type="spellStart"/>
+            <w:r>
+              <w:t>ConsultationService</w:t>
+            </w:r>
+            <w:proofErr w:type="spellEnd"/>
+            <w:r>
+              <w:t xml:space="preserve">; repository/ → </w:t>
+            </w:r>
+            <w:proofErr w:type="spellStart"/>
+            <w:r>
+              <w:t>VisitRepository</w:t>
+            </w:r>
+            <w:proofErr w:type="spellEnd"/>
+            <w:r>
+              <w:t xml:space="preserve">; entity/ → Visit, Prescription; </w:t>
+            </w:r>
+            <w:proofErr w:type="spellStart"/>
+            <w:r>
+              <w:t>dto</w:t>
+            </w:r>
+            <w:proofErr w:type="spellEnd"/>
+            <w:r>
+              <w:t xml:space="preserve">/ → </w:t>
+            </w:r>
+            <w:proofErr w:type="spellStart"/>
+            <w:r>
+              <w:t>VisitReq</w:t>
+            </w:r>
+            <w:proofErr w:type="spellEnd"/>
+            <w:r>
+              <w:t xml:space="preserve">, </w:t>
+            </w:r>
+            <w:proofErr w:type="spellStart"/>
+            <w:r>
+              <w:t>PrescriptionDto</w:t>
+            </w:r>
+            <w:proofErr w:type="spellEnd"/>
+          </w:p>
+        </w:tc>
+      </w:tr>
+      <w:tr>
+        <w:tc>
+          <w:tcPr>
+            <w:tcW w:w="1560" w:type="dxa"/>
+          </w:tcPr>
+          <w:p>
+            <w:pPr>
+              <w:rPr>
+                <w:i/>
+                <w:iCs/>
+                <w:color w:val="0432FF"/>
+              </w:rPr>
+            </w:pPr>
+            <w:r>
+              <w:rPr>
+                <w:i/>
+                <w:iCs/>
+                <w:color w:val="0432FF"/>
+              </w:rPr>
+              <w:t>8</w:t>
+            </w:r>
+          </w:p>
+        </w:tc>
+        <w:tc>
+          <w:tcPr>
+            <w:tcW w:w="3118" w:type="dxa"/>
+          </w:tcPr>
+          <w:p>
+            <w:pPr>
+              <w:rPr>
+                <w:i/>
+                <w:iCs/>
+                <w:color w:val="0432FF"/>
+              </w:rPr>
+            </w:pPr>
+            <w:r>
+              <w:t>billing</w:t>
+            </w:r>
+          </w:p>
+        </w:tc>
+        <w:tc>
+          <w:tcPr>
+            <w:tcW w:w="4672" w:type="dxa"/>
+          </w:tcPr>
+          <w:p>
+            <w:pPr>
+              <w:rPr>
+                <w:i/>
+                <w:iCs/>
+                <w:color w:val="0432FF"/>
+              </w:rPr>
+            </w:pPr>
+            <w:r>
+              <w:t xml:space="preserve">controller/ → </w:t>
+            </w:r>
+            <w:proofErr w:type="spellStart"/>
+            <w:r>
+              <w:t>BillingController</w:t>
+            </w:r>
+            <w:proofErr w:type="spellEnd"/>
+            <w:r>
+              <w:t xml:space="preserve">; service/ → </w:t>
+            </w:r>
+            <w:proofErr w:type="spellStart"/>
+            <w:r>
+              <w:t>BillingService</w:t>
+            </w:r>
+            <w:proofErr w:type="spellEnd"/>
+            <w:r>
+              <w:t xml:space="preserve">; repository/ → </w:t>
+            </w:r>
+            <w:proofErr w:type="spellStart"/>
+            <w:r>
+              <w:t>BillingRepository</w:t>
+            </w:r>
+            <w:proofErr w:type="spellEnd"/>
+            <w:r>
+              <w:t xml:space="preserve">; entity/ → Billing; </w:t>
+            </w:r>
+            <w:proofErr w:type="spellStart"/>
+            <w:r>
+              <w:t>dto</w:t>
+            </w:r>
+            <w:proofErr w:type="spellEnd"/>
+            <w:r>
+              <w:t xml:space="preserve">/ → </w:t>
+            </w:r>
+            <w:proofErr w:type="spellStart"/>
+            <w:r>
+              <w:t>InvoiceRes</w:t>
+            </w:r>
+            <w:proofErr w:type="spellEnd"/>
+          </w:p>
+        </w:tc>
+      </w:tr>
+    </w:tbl>
+    <w:p>
+      <w:pPr>
+        <w:spacing w:after="60"/>
+      </w:pPr>
+    </w:p>
+    <w:p>
+      <w:pPr>
+        <w:spacing w:after="60"/>
+        <w:rPr>
+          <w:b/>
+          <w:i/>
+          <w:sz w:val="24"/>
+        </w:rPr>
+      </w:pPr>
+      <w:proofErr w:type="spellStart"/>
+      <w:r>
+        <w:rPr>
+          <w:b/>
+          <w:i/>
+          <w:sz w:val="24"/>
+          <w:lang w:val="vi-VN"/>
+        </w:rPr>
+        <w:t>Frontend</w:t>
+      </w:r>
+      <w:proofErr w:type="spellEnd"/>
+      <w:r>
+        <w:rPr>
+          <w:b/>
+          <w:i/>
+          <w:sz w:val="24"/>
+          <w:lang w:val="vi-VN"/>
+        </w:rPr>
+        <w:t xml:space="preserve"> </w:t>
+      </w:r>
+      <w:proofErr w:type="spellStart"/>
+      <w:r>
+        <w:rPr>
+          <w:b/>
+          <w:i/>
+          <w:sz w:val="24"/>
+          <w:lang w:val="vi-VN"/>
+        </w:rPr>
+        <w:t>Package</w:t>
+      </w:r>
+      <w:proofErr w:type="spellEnd"/>
+    </w:p>
+    <w:p>
+      <w:pPr>
+        <w:spacing w:after="60"/>
+        <w:rPr>
+          <w:b/>
+          <w:i/>
+          <w:sz w:val="24"/>
+        </w:rPr>
+      </w:pPr>
+    </w:p>
+    <w:tbl>
+      <w:tblPr>
+        <w:tblW w:w="5000" w:type="pct"/>
+        <w:tblInd w:w="-5" w:type="dxa"/>
+        <w:tblBorders>
+          <w:top w:val="single" w:sz="4" w:space="0" w:color="auto"/>
+          <w:left w:val="single" w:sz="4" w:space="0" w:color="auto"/>
+          <w:bottom w:val="single" w:sz="4" w:space="0" w:color="auto"/>
+          <w:right w:val="single" w:sz="4" w:space="0" w:color="auto"/>
+          <w:insideH w:val="single" w:sz="4" w:space="0" w:color="auto"/>
+          <w:insideV w:val="single" w:sz="4" w:space="0" w:color="auto"/>
+        </w:tblBorders>
+        <w:tblLayout w:type="fixed"/>
+        <w:tblLook w:val="0000" w:firstRow="0" w:lastRow="0" w:firstColumn="0" w:lastColumn="0" w:noHBand="0" w:noVBand="0"/>
+      </w:tblPr>
+      <w:tblGrid>
+        <w:gridCol w:w="1560"/>
+        <w:gridCol w:w="3118"/>
+        <w:gridCol w:w="4672"/>
+      </w:tblGrid>
+      <w:tr>
+        <w:tc>
+          <w:tcPr>
+            <w:tcW w:w="1560" w:type="dxa"/>
+            <w:shd w:val="clear" w:color="auto" w:fill="FFE8E1"/>
+            <w:vAlign w:val="center"/>
+          </w:tcPr>
+          <w:p>
+            <w:pPr>
+              <w:rPr>
+                <w:rFonts w:ascii="Calibri" w:hAnsi="Calibri" w:cs="Calibri"/>
+                <w:b/>
+                <w:bCs/>
+                <w:iCs/>
+                <w:color w:val="000000"/>
+                <w:lang w:val="en-GB" w:eastAsia="en-GB"/>
+              </w:rPr>
+            </w:pPr>
+            <w:r>
+              <w:rPr>
+                <w:rFonts w:ascii="Calibri" w:hAnsi="Calibri" w:cs="Calibri" w:hint="eastAsia"/>
+                <w:b/>
+                <w:bCs/>
+                <w:iCs/>
+                <w:color w:val="000000"/>
+                <w:lang w:val="en-GB" w:eastAsia="en-GB"/>
+              </w:rPr>
+              <w:t>No</w:t>
+            </w:r>
+          </w:p>
+        </w:tc>
+        <w:tc>
+          <w:tcPr>
+            <w:tcW w:w="3118" w:type="dxa"/>
+            <w:shd w:val="clear" w:color="auto" w:fill="FFE8E1"/>
+            <w:vAlign w:val="center"/>
+          </w:tcPr>
+          <w:p>
+            <w:pPr>
+              <w:rPr>
+                <w:rFonts w:ascii="Calibri" w:hAnsi="Calibri" w:cs="Calibri"/>
+                <w:b/>
+                <w:bCs/>
+                <w:iCs/>
+                <w:color w:val="000000"/>
+                <w:lang w:val="en-GB" w:eastAsia="en-GB"/>
+              </w:rPr>
+            </w:pPr>
+            <w:r>
+              <w:rPr>
+                <w:rFonts w:ascii="Calibri" w:hAnsi="Calibri" w:cs="Calibri"/>
+                <w:b/>
+                <w:bCs/>
+                <w:iCs/>
+                <w:color w:val="000000"/>
+                <w:lang w:val="en-GB" w:eastAsia="en-GB"/>
+              </w:rPr>
+              <w:t>Package</w:t>
+            </w:r>
+          </w:p>
+        </w:tc>
+        <w:tc>
+          <w:tcPr>
+            <w:tcW w:w="4672" w:type="dxa"/>
+            <w:shd w:val="clear" w:color="auto" w:fill="FFE8E1"/>
+            <w:vAlign w:val="center"/>
+          </w:tcPr>
+          <w:p>
+            <w:pPr>
+              <w:rPr>
+                <w:rFonts w:ascii="Calibri" w:hAnsi="Calibri" w:cs="Calibri"/>
+                <w:b/>
+                <w:bCs/>
+                <w:iCs/>
+                <w:color w:val="000000"/>
+                <w:lang w:val="en-GB" w:eastAsia="en-GB"/>
+              </w:rPr>
+            </w:pPr>
+            <w:r>
+              <w:rPr>
+                <w:rFonts w:ascii="Calibri" w:hAnsi="Calibri" w:cs="Calibri" w:hint="eastAsia"/>
+                <w:b/>
+                <w:bCs/>
+                <w:iCs/>
+                <w:color w:val="000000"/>
+                <w:lang w:val="en-GB" w:eastAsia="en-GB"/>
+              </w:rPr>
+              <w:t>Description</w:t>
+            </w:r>
+          </w:p>
+        </w:tc>
+      </w:tr>
+      <w:tr>
+        <w:tc>
+          <w:tcPr>
+            <w:tcW w:w="1560" w:type="dxa"/>
+          </w:tcPr>
+          <w:p>
+            <w:pPr>
+              <w:rPr>
+                <w:i/>
+                <w:iCs/>
+                <w:color w:val="0432FF"/>
+              </w:rPr>
+            </w:pPr>
+            <w:r>
+              <w:rPr>
+                <w:i/>
+                <w:iCs/>
+                <w:color w:val="0432FF"/>
+              </w:rPr>
+              <w:t>1</w:t>
+            </w:r>
+          </w:p>
+        </w:tc>
+        <w:tc>
+          <w:tcPr>
+            <w:tcW w:w="3118" w:type="dxa"/>
+          </w:tcPr>
+          <w:p>
+            <w:pPr>
+              <w:rPr>
+                <w:i/>
+                <w:iCs/>
+                <w:color w:val="0432FF"/>
+              </w:rPr>
+            </w:pPr>
+            <w:r>
+              <w:t>«root» frontend/</w:t>
+            </w:r>
+            <w:proofErr w:type="spellStart"/>
+            <w:r>
+              <w:t>src</w:t>
+            </w:r>
+            <w:proofErr w:type="spellEnd"/>
+          </w:p>
+        </w:tc>
+        <w:tc>
+          <w:tcPr>
+            <w:tcW w:w="4672" w:type="dxa"/>
+          </w:tcPr>
+          <w:p>
+            <w:pPr>
+              <w:rPr>
+                <w:i/>
+                <w:iCs/>
+                <w:color w:val="0432FF"/>
+              </w:rPr>
+            </w:pPr>
+            <w:r>
+              <w:t xml:space="preserve">Bao </w:t>
+            </w:r>
+            <w:proofErr w:type="spellStart"/>
+            <w:r>
+              <w:t>chứa</w:t>
+            </w:r>
+            <w:proofErr w:type="spellEnd"/>
+            <w:r>
+              <w:t xml:space="preserve"> </w:t>
+            </w:r>
+            <w:proofErr w:type="spellStart"/>
+            <w:r>
+              <w:t>tất</w:t>
+            </w:r>
+            <w:proofErr w:type="spellEnd"/>
+            <w:r>
+              <w:t xml:space="preserve"> </w:t>
+            </w:r>
+            <w:proofErr w:type="spellStart"/>
+            <w:r>
+              <w:t>cả</w:t>
+            </w:r>
+            <w:proofErr w:type="spellEnd"/>
+            <w:r>
+              <w:t xml:space="preserve"> packages </w:t>
+            </w:r>
+            <w:proofErr w:type="spellStart"/>
+            <w:r>
+              <w:t>bên</w:t>
+            </w:r>
+            <w:proofErr w:type="spellEnd"/>
+            <w:r>
+              <w:t xml:space="preserve"> </w:t>
+            </w:r>
+            <w:proofErr w:type="spellStart"/>
+            <w:r>
+              <w:t>dưới</w:t>
+            </w:r>
+            <w:proofErr w:type="spellEnd"/>
+          </w:p>
+        </w:tc>
+      </w:tr>
+      <w:tr>
+        <w:tc>
+          <w:tcPr>
+            <w:tcW w:w="1560" w:type="dxa"/>
+          </w:tcPr>
+          <w:p>
+            <w:pPr>
+              <w:rPr>
+                <w:i/>
+                <w:iCs/>
+                <w:color w:val="0432FF"/>
+              </w:rPr>
+            </w:pPr>
+            <w:r>
+              <w:rPr>
+                <w:i/>
+                <w:iCs/>
+                <w:color w:val="0432FF"/>
+              </w:rPr>
+              <w:t>2</w:t>
+            </w:r>
+          </w:p>
+        </w:tc>
+        <w:tc>
+          <w:tcPr>
+            <w:tcW w:w="3118" w:type="dxa"/>
+          </w:tcPr>
+          <w:p>
+            <w:pPr>
+              <w:rPr>
+                <w:i/>
+                <w:iCs/>
+                <w:color w:val="0432FF"/>
+              </w:rPr>
+            </w:pPr>
+            <w:r>
+              <w:t>app/</w:t>
+            </w:r>
+          </w:p>
+        </w:tc>
+        <w:tc>
+          <w:tcPr>
+            <w:tcW w:w="4672" w:type="dxa"/>
+          </w:tcPr>
+          <w:p>
+            <w:pPr>
+              <w:rPr>
+                <w:i/>
+                <w:sz w:val="18"/>
+                <w:szCs w:val="18"/>
+              </w:rPr>
+            </w:pPr>
+            <w:r>
+              <w:t xml:space="preserve">guards/ → </w:t>
+            </w:r>
+            <w:proofErr w:type="spellStart"/>
+            <w:r>
+              <w:t>PrivateRoute</w:t>
+            </w:r>
+            <w:proofErr w:type="spellEnd"/>
+            <w:r>
+              <w:t xml:space="preserve">, </w:t>
+            </w:r>
+            <w:proofErr w:type="spellStart"/>
+            <w:r>
+              <w:t>RoleGuard</w:t>
+            </w:r>
+            <w:proofErr w:type="spellEnd"/>
+            <w:r>
+              <w:t xml:space="preserve">; layouts/ → </w:t>
+            </w:r>
+            <w:proofErr w:type="spellStart"/>
+            <w:r>
+              <w:t>MainLayout</w:t>
+            </w:r>
+            <w:proofErr w:type="spellEnd"/>
+            <w:r>
+              <w:t xml:space="preserve">, </w:t>
+            </w:r>
+            <w:proofErr w:type="spellStart"/>
+            <w:r>
+              <w:t>AuthLayout</w:t>
+            </w:r>
+            <w:proofErr w:type="spellEnd"/>
+            <w:r>
+              <w:t xml:space="preserve">; provider/ → </w:t>
+            </w:r>
+            <w:proofErr w:type="spellStart"/>
+            <w:r>
+              <w:t>AuthProvider</w:t>
+            </w:r>
+            <w:proofErr w:type="spellEnd"/>
+            <w:r>
+              <w:t xml:space="preserve">, </w:t>
+            </w:r>
+            <w:proofErr w:type="spellStart"/>
+            <w:r>
+              <w:t>ThemeProvider</w:t>
+            </w:r>
+            <w:proofErr w:type="spellEnd"/>
+            <w:r>
+              <w:t xml:space="preserve">; routers/ → </w:t>
+            </w:r>
+            <w:proofErr w:type="spellStart"/>
+            <w:r>
+              <w:t>AppRouter.tsx</w:t>
+            </w:r>
+            <w:proofErr w:type="spellEnd"/>
+            <w:r>
+              <w:t xml:space="preserve">; </w:t>
+            </w:r>
+            <w:proofErr w:type="spellStart"/>
+            <w:r>
+              <w:t>App.tsx</w:t>
+            </w:r>
+            <w:proofErr w:type="spellEnd"/>
+          </w:p>
+        </w:tc>
+      </w:tr>
+      <w:tr>
+        <w:tc>
+          <w:tcPr>
+            <w:tcW w:w="1560" w:type="dxa"/>
+          </w:tcPr>
+          <w:p>
+            <w:pPr>
+              <w:rPr>
+                <w:i/>
+                <w:iCs/>
+                <w:color w:val="0432FF"/>
+              </w:rPr>
+            </w:pPr>
+            <w:r>
+              <w:rPr>
+                <w:i/>
+                <w:iCs/>
+                <w:color w:val="0432FF"/>
+              </w:rPr>
+              <w:lastRenderedPageBreak/>
+              <w:t>3</w:t>
+            </w:r>
+          </w:p>
+        </w:tc>
+        <w:tc>
+          <w:tcPr>
+            <w:tcW w:w="3118" w:type="dxa"/>
+          </w:tcPr>
+          <w:p>
+            <w:pPr>
+              <w:rPr>
+                <w:i/>
+                <w:iCs/>
+                <w:color w:val="0432FF"/>
+              </w:rPr>
+            </w:pPr>
+            <w:r>
+              <w:t>features/</w:t>
+            </w:r>
+          </w:p>
+        </w:tc>
+        <w:tc>
+          <w:tcPr>
+            <w:tcW w:w="4672" w:type="dxa"/>
+          </w:tcPr>
+          <w:p>
+            <w:pPr>
+              <w:rPr>
+                <w:i/>
+                <w:iCs/>
+                <w:color w:val="0432FF"/>
+              </w:rPr>
+            </w:pPr>
+            <w:r>
+              <w:t>booking/, patient/, doctor/, billing/, dashboard/, auth/ (</w:t>
+            </w:r>
+            <w:proofErr w:type="spellStart"/>
+            <w:r>
+              <w:t>mỗi</w:t>
+            </w:r>
+            <w:proofErr w:type="spellEnd"/>
+            <w:r>
+              <w:t xml:space="preserve"> feature: pages, components, hooks, types)</w:t>
+            </w:r>
+          </w:p>
+        </w:tc>
+      </w:tr>
+      <w:tr>
+        <w:tc>
+          <w:tcPr>
+            <w:tcW w:w="1560" w:type="dxa"/>
+          </w:tcPr>
+          <w:p>
+            <w:pPr>
+              <w:rPr>
+                <w:i/>
+                <w:iCs/>
+                <w:color w:val="0432FF"/>
+              </w:rPr>
+            </w:pPr>
+            <w:r>
+              <w:rPr>
+                <w:i/>
+                <w:iCs/>
+                <w:color w:val="0432FF"/>
+              </w:rPr>
+              <w:t>4</w:t>
+            </w:r>
+          </w:p>
+        </w:tc>
+        <w:tc>
+          <w:tcPr>
+            <w:tcW w:w="3118" w:type="dxa"/>
+          </w:tcPr>
+          <w:p>
+            <w:pPr>
+              <w:rPr>
+                <w:i/>
+                <w:iCs/>
+                <w:color w:val="0432FF"/>
+              </w:rPr>
+            </w:pPr>
+            <w:r>
+              <w:t>shared/</w:t>
+            </w:r>
+          </w:p>
+        </w:tc>
+        <w:tc>
+          <w:tcPr>
+            <w:tcW w:w="4672" w:type="dxa"/>
+          </w:tcPr>
+          <w:p>
+            <w:pPr>
+              <w:rPr>
+                <w:i/>
+                <w:iCs/>
+                <w:color w:val="0432FF"/>
+              </w:rPr>
+            </w:pPr>
+            <w:r>
+              <w:t xml:space="preserve">components/ → Button, Modal, Table, DataGrid; hooks/ → </w:t>
+            </w:r>
+            <w:proofErr w:type="spellStart"/>
+            <w:r>
+              <w:t>useAuth</w:t>
+            </w:r>
+            <w:proofErr w:type="spellEnd"/>
+            <w:r>
+              <w:t xml:space="preserve">, </w:t>
+            </w:r>
+            <w:proofErr w:type="spellStart"/>
+            <w:r>
+              <w:t>useFetch</w:t>
+            </w:r>
+            <w:proofErr w:type="spellEnd"/>
+            <w:r>
+              <w:t xml:space="preserve">, </w:t>
+            </w:r>
+            <w:proofErr w:type="spellStart"/>
+            <w:r>
+              <w:t>useDebounce</w:t>
+            </w:r>
+            <w:proofErr w:type="spellEnd"/>
+            <w:r>
+              <w:t xml:space="preserve">; services/ → </w:t>
+            </w:r>
+            <w:proofErr w:type="spellStart"/>
+            <w:r>
+              <w:t>authService</w:t>
+            </w:r>
+            <w:proofErr w:type="spellEnd"/>
+            <w:r>
+              <w:t xml:space="preserve">, </w:t>
+            </w:r>
+            <w:proofErr w:type="spellStart"/>
+            <w:r>
+              <w:t>bookingService</w:t>
+            </w:r>
+            <w:proofErr w:type="spellEnd"/>
+            <w:r>
+              <w:t xml:space="preserve"> (Axios); utils/ → </w:t>
+            </w:r>
+            <w:proofErr w:type="spellStart"/>
+            <w:r>
+              <w:t>formatDate</w:t>
+            </w:r>
+            <w:proofErr w:type="spellEnd"/>
+            <w:r>
+              <w:t xml:space="preserve">, validators, constants; hoc/ → </w:t>
+            </w:r>
+            <w:proofErr w:type="spellStart"/>
+            <w:r>
+              <w:t>withAuth</w:t>
+            </w:r>
+            <w:proofErr w:type="spellEnd"/>
+            <w:r>
+              <w:t xml:space="preserve">, </w:t>
+            </w:r>
+            <w:proofErr w:type="spellStart"/>
+            <w:r>
+              <w:t>withLoading</w:t>
+            </w:r>
+            <w:proofErr w:type="spellEnd"/>
+            <w:r>
+              <w:t xml:space="preserve">; types/ → </w:t>
+            </w:r>
+            <w:proofErr w:type="spellStart"/>
+            <w:proofErr w:type="gramStart"/>
+            <w:r>
+              <w:t>api.types</w:t>
+            </w:r>
+            <w:proofErr w:type="gramEnd"/>
+            <w:r>
+              <w:t>.ts</w:t>
+            </w:r>
+            <w:proofErr w:type="spellEnd"/>
+          </w:p>
+        </w:tc>
+      </w:tr>
+      <w:tr>
+        <w:tc>
+          <w:tcPr>
+            <w:tcW w:w="1560" w:type="dxa"/>
+          </w:tcPr>
+          <w:p>
+            <w:pPr>
+              <w:rPr>
+                <w:i/>
+                <w:iCs/>
+                <w:color w:val="0432FF"/>
+              </w:rPr>
+            </w:pPr>
+            <w:r>
+              <w:rPr>
+                <w:i/>
+                <w:iCs/>
+                <w:color w:val="0432FF"/>
+              </w:rPr>
+              <w:t>5</w:t>
+            </w:r>
+          </w:p>
+        </w:tc>
+        <w:tc>
+          <w:tcPr>
+            <w:tcW w:w="3118" w:type="dxa"/>
+          </w:tcPr>
+          <w:p>
+            <w:pPr>
+              <w:rPr>
+                <w:i/>
+                <w:iCs/>
+                <w:color w:val="0432FF"/>
+              </w:rPr>
+            </w:pPr>
+            <w:r>
+              <w:t>assets/</w:t>
+            </w:r>
+          </w:p>
+        </w:tc>
+        <w:tc>
+          <w:tcPr>
+            <w:tcW w:w="4672" w:type="dxa"/>
+          </w:tcPr>
+          <w:p>
+            <w:pPr>
+              <w:rPr>
+                <w:i/>
+                <w:iCs/>
+                <w:color w:val="0432FF"/>
+              </w:rPr>
+            </w:pPr>
+            <w:r>
+              <w:t>images/, icons/, fonts/</w:t>
+            </w:r>
+          </w:p>
+        </w:tc>
+      </w:tr>
+      <w:tr>
+        <w:tc>
+          <w:tcPr>
+            <w:tcW w:w="1560" w:type="dxa"/>
+          </w:tcPr>
+          <w:p>
+            <w:pPr>
+              <w:rPr>
+                <w:i/>
+                <w:iCs/>
+                <w:color w:val="0432FF"/>
+              </w:rPr>
+            </w:pPr>
+            <w:r>
+              <w:rPr>
+                <w:i/>
+                <w:iCs/>
+                <w:color w:val="0432FF"/>
+              </w:rPr>
+              <w:t>6</w:t>
+            </w:r>
+          </w:p>
+        </w:tc>
+        <w:tc>
+          <w:tcPr>
+            <w:tcW w:w="3118" w:type="dxa"/>
+          </w:tcPr>
+          <w:p>
+            <w:pPr>
+              <w:rPr>
+                <w:i/>
+                <w:iCs/>
+                <w:color w:val="0432FF"/>
+              </w:rPr>
+            </w:pPr>
+            <w:r>
+              <w:t>styles/</w:t>
+            </w:r>
+          </w:p>
+        </w:tc>
+        <w:tc>
+          <w:tcPr>
+            <w:tcW w:w="4672" w:type="dxa"/>
+          </w:tcPr>
+          <w:p>
+            <w:pPr>
+              <w:rPr>
+                <w:i/>
+                <w:iCs/>
+                <w:color w:val="0432FF"/>
+              </w:rPr>
+            </w:pPr>
+            <w:r>
+              <w:t>globals.css, theme vars</w:t>
+            </w:r>
           </w:p>
         </w:tc>
       </w:tr>
@@ -2518,14 +3598,14 @@
       <w:pPr>
         <w:pStyle w:val="Heading3"/>
       </w:pPr>
-      <w:bookmarkStart w:id="8" w:name="_Toc187342255"/>
+      <w:bookmarkStart w:id="7" w:name="_Toc187342255"/>
       <w:r>
         <w:t>1.3</w:t>
       </w:r>
       <w:r>
         <w:t xml:space="preserve"> Database Design</w:t>
       </w:r>
-      <w:bookmarkEnd w:id="8"/>
+      <w:bookmarkEnd w:id="7"/>
     </w:p>
     <w:p>
       <w:pPr>
@@ -2586,7 +3666,6 @@
           <w:sz w:val="24"/>
           <w:szCs w:val="24"/>
         </w:rPr>
-        <w:lastRenderedPageBreak/>
         <w:drawing>
           <wp:inline distT="0" distB="0" distL="0" distR="0" wp14:anchorId="23880309" wp14:editId="33E936B4">
             <wp:extent cx="5658963" cy="5020463"/>
@@ -2629,6 +3708,7 @@
         <w:pStyle w:val="Heading4"/>
       </w:pPr>
       <w:r>
+        <w:lastRenderedPageBreak/>
         <w:t>1.3</w:t>
       </w:r>
       <w:r>
@@ -3411,9 +4491,8 @@
       <w:pPr>
         <w:pStyle w:val="Heading2"/>
       </w:pPr>
-      <w:bookmarkStart w:id="9" w:name="_Toc187342256"/>
-      <w:r>
-        <w:lastRenderedPageBreak/>
+      <w:bookmarkStart w:id="8" w:name="_Toc187342256"/>
+      <w:r>
         <w:t>2</w:t>
       </w:r>
       <w:r>
@@ -3422,13 +4501,13 @@
       <w:r>
         <w:t>Detailed Design</w:t>
       </w:r>
-      <w:bookmarkEnd w:id="9"/>
+      <w:bookmarkEnd w:id="8"/>
     </w:p>
     <w:p>
       <w:pPr>
         <w:pStyle w:val="Heading3"/>
       </w:pPr>
-      <w:bookmarkStart w:id="10" w:name="_Toc187342257"/>
+      <w:bookmarkStart w:id="9" w:name="_Toc187342257"/>
       <w:r>
         <w:t>2</w:t>
       </w:r>
@@ -3444,7 +4523,7 @@
       <w:r>
         <w:t xml:space="preserve"> Name1&gt;</w:t>
       </w:r>
-      <w:bookmarkEnd w:id="10"/>
+      <w:bookmarkEnd w:id="9"/>
     </w:p>
     <w:p>
       <w:pPr>
@@ -3719,6 +4798,7 @@
         <w:pStyle w:val="Heading4"/>
       </w:pPr>
       <w:r>
+        <w:lastRenderedPageBreak/>
         <w:t>2</w:t>
       </w:r>
       <w:r>
@@ -3741,42 +4821,10 @@
       </w:r>
     </w:p>
     <w:p>
-      <w:pPr>
-        <w:spacing w:after="0" w:line="240" w:lineRule="auto"/>
-        <w:jc w:val="both"/>
-        <w:rPr>
-          <w:i/>
-          <w:color w:val="0000FF"/>
-        </w:rPr>
-      </w:pPr>
-      <w:r>
-        <w:rPr>
-          <w:i/>
-          <w:color w:val="0000FF"/>
-        </w:rPr>
-        <w:t>[</w:t>
-      </w:r>
-      <w:r>
-        <w:rPr>
-          <w:i/>
-          <w:color w:val="0000FF"/>
-        </w:rPr>
-        <w:t>Provide the sequence diagram(s) for the feature, see the sample below</w:t>
-      </w:r>
-      <w:r>
-        <w:rPr>
-          <w:i/>
-          <w:color w:val="0000FF"/>
-        </w:rPr>
-        <w:t>]</w:t>
-      </w:r>
-    </w:p>
-    <w:p>
       <w:r>
         <w:rPr>
           <w:noProof/>
         </w:rPr>
-        <w:lastRenderedPageBreak/>
         <w:drawing>
           <wp:inline distT="0" distB="0" distL="0" distR="0" wp14:anchorId="1F49B8AA" wp14:editId="6A3E193D">
             <wp:extent cx="5937885" cy="3739515"/>
@@ -3870,7 +4918,7 @@
       <w:pPr>
         <w:pStyle w:val="Heading3"/>
       </w:pPr>
-      <w:bookmarkStart w:id="11" w:name="_Toc187342258"/>
+      <w:bookmarkStart w:id="10" w:name="_Toc187342258"/>
       <w:r>
         <w:t>2</w:t>
       </w:r>
@@ -3883,7 +4931,7 @@
       <w:r>
         <w:t xml:space="preserve"> Name2&gt;</w:t>
       </w:r>
-      <w:bookmarkEnd w:id="11"/>
+      <w:bookmarkEnd w:id="10"/>
     </w:p>
     <w:p>
       <w:r>
@@ -3894,31 +4942,31 @@
       <w:pPr>
         <w:pStyle w:val="Heading2"/>
       </w:pPr>
-      <w:bookmarkStart w:id="12" w:name="_Toc148782810"/>
-      <w:bookmarkStart w:id="13" w:name="_Toc187342259"/>
+      <w:bookmarkStart w:id="11" w:name="_Toc148782810"/>
+      <w:bookmarkStart w:id="12" w:name="_Toc187342259"/>
       <w:r>
         <w:t>3</w:t>
       </w:r>
       <w:r>
         <w:t>. Class Specifications</w:t>
       </w:r>
+      <w:bookmarkEnd w:id="11"/>
       <w:bookmarkEnd w:id="12"/>
-      <w:bookmarkEnd w:id="13"/>
     </w:p>
     <w:p>
       <w:pPr>
         <w:pStyle w:val="Heading3"/>
       </w:pPr>
-      <w:bookmarkStart w:id="14" w:name="_Toc148782811"/>
-      <w:bookmarkStart w:id="15" w:name="_Toc187342260"/>
+      <w:bookmarkStart w:id="13" w:name="_Toc148782811"/>
+      <w:bookmarkStart w:id="14" w:name="_Toc187342260"/>
       <w:r>
         <w:t>3</w:t>
       </w:r>
       <w:r>
         <w:t>.1 package_name1</w:t>
       </w:r>
+      <w:bookmarkEnd w:id="13"/>
       <w:bookmarkEnd w:id="14"/>
-      <w:bookmarkEnd w:id="15"/>
     </w:p>
     <w:p>
       <w:r>
@@ -4509,6 +5557,7 @@
                 <w:iCs/>
                 <w:color w:val="0432FF"/>
               </w:rPr>
+              <w:lastRenderedPageBreak/>
               <w:t>01</w:t>
             </w:r>
           </w:p>
@@ -4596,7 +5645,6 @@
               <w:rPr>
                 <w:u w:val="single"/>
               </w:rPr>
-              <w:lastRenderedPageBreak/>
               <w:t>Return</w:t>
             </w:r>
             <w:r>
@@ -4813,7 +5861,6 @@
                 <w:iCs/>
                 <w:color w:val="0432FF"/>
               </w:rPr>
-              <w:lastRenderedPageBreak/>
               <w:t>02</w:t>
             </w:r>
           </w:p>
@@ -4978,11 +6025,11 @@
       <w:pPr>
         <w:pStyle w:val="Heading2"/>
       </w:pPr>
-      <w:bookmarkStart w:id="16" w:name="_Toc187342261"/>
+      <w:bookmarkStart w:id="15" w:name="_Toc187342261"/>
       <w:r>
         <w:t>4. Other Design Specifications</w:t>
       </w:r>
-      <w:bookmarkEnd w:id="16"/>
+      <w:bookmarkEnd w:id="15"/>
     </w:p>
     <w:p>
       <w:pPr>
@@ -5032,7 +6079,7 @@
 </file>
 
 <file path=word/numbering.xml><?xml version="1.0" encoding="utf-8"?>
-<w:numbering xmlns:wpc="http://schemas.microsoft.com/office/word/2010/wordprocessingCanvas" xmlns:cx="http://schemas.microsoft.com/office/drawing/2014/chartex" xmlns:cx1="http://schemas.microsoft.com/office/drawing/2015/9/8/chartex" xmlns:cx2="http://schemas.microsoft.com/office/drawing/2015/10/21/chartex" xmlns:cx3="http://schemas.microsoft.com/office/drawing/2016/5/9/chartex" xmlns:cx4="http://schemas.microsoft.com/office/drawing/2016/5/10/chartex" xmlns:cx5="http://schemas.microsoft.com/office/drawing/2016/5/11/chartex" xmlns:cx6="http://schemas.microsoft.com/office/drawing/2016/5/12/chartex" xmlns:cx7="http://schemas.microsoft.com/office/drawing/2016/5/13/chartex" xmlns:cx8="http://schemas.microsoft.com/office/drawing/2016/5/14/chartex" xmlns:mc="http://schemas.openxmlformats.org/markup-compatibility/2006" xmlns:aink="http://schemas.microsoft.com/office/drawing/2016/ink" xmlns:am3d="http://schemas.microsoft.com/office/drawing/2017/model3d" xmlns:o="urn:schemas-microsoft-com:office:office" xmlns:r="http://schemas.openxmlformats.org/officeDocument/2006/relationships" xmlns:m="http://schemas.openxmlformats.org/officeDocument/2006/math" xmlns:v="urn:schemas-microsoft-com:vml" xmlns:wp14="http://schemas.microsoft.com/office/word/2010/wordprocessingDrawing" xmlns:wp="http://schemas.openxmlformats.org/drawingml/2006/wordprocessingDrawing" xmlns:w10="urn:schemas-microsoft-com:office:word" xmlns:w="http://schemas.openxmlformats.org/wordprocessingml/2006/main" xmlns:w14="http://schemas.microsoft.com/office/word/2010/wordml" xmlns:w15="http://schemas.microsoft.com/office/word/2012/wordml" xmlns:w16cid="http://schemas.microsoft.com/office/word/2016/wordml/cid" xmlns:w16se="http://schemas.microsoft.com/office/word/2015/wordml/symex" xmlns:wpg="http://schemas.microsoft.com/office/word/2010/wordprocessingGroup" xmlns:wpi="http://schemas.microsoft.com/office/word/2010/wordprocessingInk" xmlns:wne="http://schemas.microsoft.com/office/word/2006/wordml" xmlns:wps="http://schemas.microsoft.com/office/word/2010/wordprocessingShape" mc:Ignorable="w14 w15 w16se w16cid wp14">
+<w:numbering xmlns:wpc="http://schemas.microsoft.com/office/word/2010/wordprocessingCanvas" xmlns:cx="http://schemas.microsoft.com/office/drawing/2014/chartex" xmlns:cx1="http://schemas.microsoft.com/office/drawing/2015/9/8/chartex" xmlns:cx2="http://schemas.microsoft.com/office/drawing/2015/10/21/chartex" xmlns:cx3="http://schemas.microsoft.com/office/drawing/2016/5/9/chartex" xmlns:cx4="http://schemas.microsoft.com/office/drawing/2016/5/10/chartex" xmlns:cx5="http://schemas.microsoft.com/office/drawing/2016/5/11/chartex" xmlns:cx6="http://schemas.microsoft.com/office/drawing/2016/5/12/chartex" xmlns:cx7="http://schemas.microsoft.com/office/drawing/2016/5/13/chartex" xmlns:cx8="http://schemas.microsoft.com/office/drawing/2016/5/14/chartex" xmlns:mc="http://schemas.openxmlformats.org/markup-compatibility/2006" xmlns:aink="http://schemas.microsoft.com/office/drawing/2016/ink" xmlns:am3d="http://schemas.microsoft.com/office/drawing/2017/model3d" xmlns:o="urn:schemas-microsoft-com:office:office" xmlns:oel="http://schemas.microsoft.com/office/2019/extlst" xmlns:r="http://schemas.openxmlformats.org/officeDocument/2006/relationships" xmlns:m="http://schemas.openxmlformats.org/officeDocument/2006/math" xmlns:v="urn:schemas-microsoft-com:vml" xmlns:wp14="http://schemas.microsoft.com/office/word/2010/wordprocessingDrawing" xmlns:wp="http://schemas.openxmlformats.org/drawingml/2006/wordprocessingDrawing" xmlns:w10="urn:schemas-microsoft-com:office:word" xmlns:w="http://schemas.openxmlformats.org/wordprocessingml/2006/main" xmlns:w14="http://schemas.microsoft.com/office/word/2010/wordml" xmlns:w15="http://schemas.microsoft.com/office/word/2012/wordml" xmlns:w16cex="http://schemas.microsoft.com/office/word/2018/wordml/cex" xmlns:w16cid="http://schemas.microsoft.com/office/word/2016/wordml/cid" xmlns:w16="http://schemas.microsoft.com/office/word/2018/wordml" xmlns:w16du="http://schemas.microsoft.com/office/word/2023/wordml/word16du" xmlns:w16sdtdh="http://schemas.microsoft.com/office/word/2020/wordml/sdtdatahash" xmlns:w16sdtfl="http://schemas.microsoft.com/office/word/2024/wordml/sdtformatlock" xmlns:w16se="http://schemas.microsoft.com/office/word/2015/wordml/symex" xmlns:wpg="http://schemas.microsoft.com/office/word/2010/wordprocessingGroup" xmlns:wpi="http://schemas.microsoft.com/office/word/2010/wordprocessingInk" xmlns:wne="http://schemas.microsoft.com/office/word/2006/wordml" xmlns:wps="http://schemas.microsoft.com/office/word/2010/wordprocessingShape" mc:Ignorable="w14 w15 w16se w16cid w16 w16cex w16sdtdh w16sdtfl w16du wp14">
   <w:abstractNum w:abstractNumId="0" w15:restartNumberingAfterBreak="0">
     <w:nsid w:val="12E9202F"/>
     <w:multiLevelType w:val="hybridMultilevel"/>
@@ -5625,26 +6672,26 @@
       </w:rPr>
     </w:lvl>
   </w:abstractNum>
-  <w:num w:numId="1">
+  <w:num w:numId="1" w16cid:durableId="1119569279">
     <w:abstractNumId w:val="0"/>
   </w:num>
-  <w:num w:numId="2">
+  <w:num w:numId="2" w16cid:durableId="1012105208">
     <w:abstractNumId w:val="4"/>
   </w:num>
-  <w:num w:numId="3">
+  <w:num w:numId="3" w16cid:durableId="418917076">
     <w:abstractNumId w:val="2"/>
   </w:num>
-  <w:num w:numId="4">
+  <w:num w:numId="4" w16cid:durableId="950745167">
     <w:abstractNumId w:val="1"/>
   </w:num>
-  <w:num w:numId="5">
+  <w:num w:numId="5" w16cid:durableId="1202985079">
     <w:abstractNumId w:val="3"/>
   </w:num>
 </w:numbering>
 </file>
 
 <file path=word/styles.xml><?xml version="1.0" encoding="utf-8"?>
-<w:styles xmlns:mc="http://schemas.openxmlformats.org/markup-compatibility/2006" xmlns:r="http://schemas.openxmlformats.org/officeDocument/2006/relationships" xmlns:w="http://schemas.openxmlformats.org/wordprocessingml/2006/main" xmlns:w14="http://schemas.microsoft.com/office/word/2010/wordml" xmlns:w15="http://schemas.microsoft.com/office/word/2012/wordml" xmlns:w16cid="http://schemas.microsoft.com/office/word/2016/wordml/cid" xmlns:w16se="http://schemas.microsoft.com/office/word/2015/wordml/symex" mc:Ignorable="w14 w15 w16se w16cid">
+<w:styles xmlns:mc="http://schemas.openxmlformats.org/markup-compatibility/2006" xmlns:r="http://schemas.openxmlformats.org/officeDocument/2006/relationships" xmlns:w="http://schemas.openxmlformats.org/wordprocessingml/2006/main" xmlns:w14="http://schemas.microsoft.com/office/word/2010/wordml" xmlns:w15="http://schemas.microsoft.com/office/word/2012/wordml" xmlns:w16cex="http://schemas.microsoft.com/office/word/2018/wordml/cex" xmlns:w16cid="http://schemas.microsoft.com/office/word/2016/wordml/cid" xmlns:w16="http://schemas.microsoft.com/office/word/2018/wordml" xmlns:w16du="http://schemas.microsoft.com/office/word/2023/wordml/word16du" xmlns:w16sdtdh="http://schemas.microsoft.com/office/word/2020/wordml/sdtdatahash" xmlns:w16sdtfl="http://schemas.microsoft.com/office/word/2024/wordml/sdtformatlock" xmlns:w16se="http://schemas.microsoft.com/office/word/2015/wordml/symex" mc:Ignorable="w14 w15 w16se w16cid w16 w16cex w16sdtdh w16sdtfl w16du">
   <w:docDefaults>
     <w:rPrDefault>
       <w:rPr>
@@ -5660,7 +6707,7 @@
       </w:pPr>
     </w:pPrDefault>
   </w:docDefaults>
-  <w:latentStyles w:defLockedState="0" w:defUIPriority="99" w:defSemiHidden="0" w:defUnhideWhenUsed="0" w:defQFormat="0" w:count="375">
+  <w:latentStyles w:defLockedState="0" w:defUIPriority="99" w:defSemiHidden="0" w:defUnhideWhenUsed="0" w:defQFormat="0" w:count="376">
     <w:lsdException w:name="Normal" w:uiPriority="0" w:qFormat="1"/>
     <w:lsdException w:name="heading 1" w:uiPriority="9" w:qFormat="1"/>
     <w:lsdException w:name="heading 2" w:semiHidden="1" w:uiPriority="9" w:unhideWhenUsed="1" w:qFormat="1"/>
@@ -6036,10 +7083,12 @@
     <w:lsdException w:name="Smart Hyperlink" w:semiHidden="1" w:unhideWhenUsed="1"/>
     <w:lsdException w:name="Hashtag" w:semiHidden="1" w:unhideWhenUsed="1"/>
     <w:lsdException w:name="Unresolved Mention" w:semiHidden="1" w:unhideWhenUsed="1"/>
+    <w:lsdException w:name="Smart Link" w:semiHidden="1" w:unhideWhenUsed="1"/>
   </w:latentStyles>
   <w:style w:type="paragraph" w:default="1" w:styleId="Normal">
     <w:name w:val="Normal"/>
     <w:qFormat/>
+    <w:rsid w:val="007762A5"/>
   </w:style>
   <w:style w:type="paragraph" w:styleId="Heading1">
     <w:name w:val="heading 1"/>
@@ -6159,7 +7208,6 @@
   <w:style w:type="character" w:default="1" w:styleId="DefaultParagraphFont">
     <w:name w:val="Default Paragraph Font"/>
     <w:uiPriority w:val="1"/>
-    <w:semiHidden/>
     <w:unhideWhenUsed/>
   </w:style>
   <w:style w:type="table" w:default="1" w:styleId="TableNormal">
@@ -6444,6 +7492,30 @@
       <w:szCs w:val="20"/>
     </w:rPr>
   </w:style>
+  <w:style w:type="character" w:styleId="HTMLCode">
+    <w:name w:val="HTML Code"/>
+    <w:basedOn w:val="DefaultParagraphFont"/>
+    <w:uiPriority w:val="99"/>
+    <w:semiHidden/>
+    <w:unhideWhenUsed/>
+    <w:rsid w:val="007762A5"/>
+    <w:rPr>
+      <w:rFonts w:ascii="Courier New" w:eastAsia="Times New Roman" w:hAnsi="Courier New" w:cs="Courier New"/>
+      <w:sz w:val="20"/>
+      <w:szCs w:val="20"/>
+    </w:rPr>
+  </w:style>
+  <w:style w:type="character" w:styleId="Emphasis">
+    <w:name w:val="Emphasis"/>
+    <w:basedOn w:val="DefaultParagraphFont"/>
+    <w:uiPriority w:val="20"/>
+    <w:qFormat/>
+    <w:rsid w:val="007762A5"/>
+    <w:rPr>
+      <w:i/>
+      <w:iCs/>
+    </w:rPr>
+  </w:style>
 </w:styles>
 </file>
 

--- a/Document/03_Design/HCMS_Software Design Specification.docx
+++ b/Document/03_Design/HCMS_Software Design Specification.docx
@@ -70,19 +70,25 @@
         <w:jc w:val="center"/>
         <w:rPr>
           <w:b/>
-          <w:caps/>
-          <w:color w:val="C00000"/>
-          <w:sz w:val="56"/>
+          <w:color w:val="EE0000"/>
+          <w:sz w:val="44"/>
         </w:rPr>
       </w:pPr>
       <w:r>
         <w:rPr>
           <w:b/>
-          <w:caps/>
-          <w:color w:val="C00000"/>
-          <w:sz w:val="56"/>
-        </w:rPr>
-        <w:t>Capstone Project Report</w:t>
+          <w:color w:val="EE0000"/>
+          <w:sz w:val="44"/>
+        </w:rPr>
+        <w:t xml:space="preserve">Software Design </w:t>
+      </w:r>
+      <w:r>
+        <w:rPr>
+          <w:b/>
+          <w:color w:val="EE0000"/>
+          <w:sz w:val="44"/>
+        </w:rPr>
+        <w:t>Specification</w:t>
       </w:r>
     </w:p>
     <w:p>
@@ -90,49 +96,17 @@
         <w:jc w:val="center"/>
         <w:rPr>
           <w:b/>
-          <w:color w:val="C00000"/>
+          <w:color w:val="EE0000"/>
           <w:sz w:val="44"/>
         </w:rPr>
       </w:pPr>
       <w:r>
         <w:rPr>
           <w:b/>
-          <w:color w:val="C00000"/>
+          <w:color w:val="EE0000"/>
           <w:sz w:val="44"/>
         </w:rPr>
-        <w:t xml:space="preserve">Report </w:t>
-      </w:r>
-      <w:r>
-        <w:rPr>
-          <w:b/>
-          <w:color w:val="C00000"/>
-          <w:sz w:val="44"/>
-        </w:rPr>
-        <w:t>4</w:t>
-      </w:r>
-      <w:r>
-        <w:rPr>
-          <w:b/>
-          <w:color w:val="C00000"/>
-          <w:sz w:val="44"/>
-        </w:rPr>
-        <w:t xml:space="preserve"> – </w:t>
-      </w:r>
-      <w:r>
-        <w:rPr>
-          <w:b/>
-          <w:color w:val="C00000"/>
-          <w:sz w:val="44"/>
-        </w:rPr>
-        <w:t xml:space="preserve">Software Design </w:t>
-      </w:r>
-      <w:r>
-        <w:rPr>
-          <w:b/>
-          <w:color w:val="C00000"/>
-          <w:sz w:val="44"/>
-        </w:rPr>
-        <w:t>Specification</w:t>
+        <w:t>HCMS Healthcare Clinic Management System</w:t>
       </w:r>
     </w:p>
     <w:p>
@@ -140,9 +114,28 @@
         <w:jc w:val="center"/>
         <w:rPr>
           <w:b/>
+          <w:color w:val="EE0000"/>
           <w:sz w:val="44"/>
         </w:rPr>
       </w:pPr>
+    </w:p>
+    <w:p>
+      <w:pPr>
+        <w:jc w:val="center"/>
+        <w:rPr>
+          <w:b/>
+          <w:sz w:val="21"/>
+          <w:szCs w:val="10"/>
+        </w:rPr>
+      </w:pPr>
+      <w:r>
+        <w:rPr>
+          <w:b/>
+          <w:sz w:val="21"/>
+          <w:szCs w:val="10"/>
+        </w:rPr>
+        <w:t>Version: 1.0</w:t>
+      </w:r>
     </w:p>
     <w:p>
       <w:pPr>
@@ -223,7 +216,7 @@
           <w:sz w:val="28"/>
           <w:szCs w:val="28"/>
         </w:rPr>
-        <w:t>Jan 2025</w:t>
+        <w:t>April</w:t>
       </w:r>
       <w:r>
         <w:rPr>
@@ -231,11 +224,28 @@
           <w:sz w:val="28"/>
           <w:szCs w:val="28"/>
         </w:rPr>
+        <w:t xml:space="preserve"> 202</w:t>
+      </w:r>
+      <w:r>
+        <w:rPr>
+          <w:rFonts w:cstheme="minorHAnsi"/>
+          <w:sz w:val="28"/>
+          <w:szCs w:val="28"/>
+        </w:rPr>
+        <w:t>6</w:t>
+      </w:r>
+      <w:r>
+        <w:rPr>
+          <w:rFonts w:cstheme="minorHAnsi"/>
+          <w:sz w:val="28"/>
+          <w:szCs w:val="28"/>
+        </w:rPr>
         <w:t xml:space="preserve"> –</w:t>
       </w:r>
     </w:p>
     <w:p>
       <w:r>
+        <w:lastRenderedPageBreak/>
         <w:br w:type="page"/>
       </w:r>
     </w:p>
@@ -2140,15 +2150,8 @@
               </w:rPr>
             </w:pPr>
             <w:r>
-              <w:t xml:space="preserve">«root» </w:t>
-            </w:r>
-            <w:proofErr w:type="spellStart"/>
-            <w:proofErr w:type="gramStart"/>
-            <w:r>
-              <w:t>com.hcms</w:t>
-            </w:r>
-            <w:proofErr w:type="spellEnd"/>
-            <w:proofErr w:type="gramEnd"/>
+              <w:t>«root» com.hcms</w:t>
+            </w:r>
           </w:p>
         </w:tc>
         <w:tc>
@@ -2164,45 +2167,8 @@
               </w:rPr>
             </w:pPr>
             <w:r>
-              <w:t xml:space="preserve">Bao </w:t>
-            </w:r>
-            <w:proofErr w:type="spellStart"/>
-            <w:r>
-              <w:t>chứa</w:t>
-            </w:r>
-            <w:proofErr w:type="spellEnd"/>
-            <w:r>
-              <w:t xml:space="preserve"> </w:t>
-            </w:r>
-            <w:proofErr w:type="spellStart"/>
-            <w:r>
-              <w:t>tất</w:t>
-            </w:r>
-            <w:proofErr w:type="spellEnd"/>
-            <w:r>
-              <w:t xml:space="preserve"> </w:t>
-            </w:r>
-            <w:proofErr w:type="spellStart"/>
-            <w:r>
-              <w:t>cả</w:t>
-            </w:r>
-            <w:proofErr w:type="spellEnd"/>
-            <w:r>
-              <w:t xml:space="preserve"> packages </w:t>
-            </w:r>
-            <w:proofErr w:type="spellStart"/>
-            <w:r>
-              <w:t>bên</w:t>
-            </w:r>
-            <w:proofErr w:type="spellEnd"/>
-            <w:r>
-              <w:t xml:space="preserve"> </w:t>
-            </w:r>
-            <w:proofErr w:type="spellStart"/>
-            <w:r>
-              <w:t>dưới</w:t>
-            </w:r>
-            <w:proofErr w:type="spellEnd"/>
+              <w:t>Bao chứa tất cả packages bên dưới</w:t>
+            </w:r>
           </w:p>
         </w:tc>
       </w:tr>
@@ -2258,43 +2224,9 @@
                 <w:szCs w:val="18"/>
               </w:rPr>
             </w:pPr>
-            <w:proofErr w:type="spellStart"/>
-            <w:r>
-              <w:t>SecurityConfig</w:t>
-            </w:r>
-            <w:proofErr w:type="spellEnd"/>
-            <w:r>
-              <w:t xml:space="preserve">, </w:t>
-            </w:r>
-            <w:proofErr w:type="spellStart"/>
-            <w:r>
-              <w:t>CorsConfig</w:t>
-            </w:r>
-            <w:proofErr w:type="spellEnd"/>
-            <w:r>
-              <w:t xml:space="preserve">, </w:t>
-            </w:r>
-            <w:proofErr w:type="spellStart"/>
-            <w:r>
-              <w:t>JwtConfig</w:t>
-            </w:r>
-            <w:proofErr w:type="spellEnd"/>
-            <w:r>
-              <w:t xml:space="preserve">, </w:t>
-            </w:r>
-            <w:proofErr w:type="spellStart"/>
-            <w:r>
-              <w:t>SwaggerConfig</w:t>
-            </w:r>
-            <w:proofErr w:type="spellEnd"/>
-            <w:r>
-              <w:t xml:space="preserve">, </w:t>
-            </w:r>
-            <w:proofErr w:type="spellStart"/>
-            <w:r>
-              <w:t>WebConfig</w:t>
-            </w:r>
-            <w:proofErr w:type="spellEnd"/>
+            <w:r>
+              <w:t>SecurityConfig, CorsConfig, JwtConfig, SwaggerConfig, WebConfig</w:t>
+            </w:r>
           </w:p>
         </w:tc>
       </w:tr>
@@ -2350,35 +2282,9 @@
                 <w:color w:val="0432FF"/>
               </w:rPr>
             </w:pPr>
-            <w:proofErr w:type="spellStart"/>
-            <w:r>
-              <w:t>dto</w:t>
-            </w:r>
-            <w:proofErr w:type="spellEnd"/>
-            <w:r>
-              <w:t xml:space="preserve">/, exception/, util/, constant/, base/ → </w:t>
-            </w:r>
-            <w:proofErr w:type="spellStart"/>
-            <w:r>
-              <w:t>ApiResponse</w:t>
-            </w:r>
-            <w:proofErr w:type="spellEnd"/>
-            <w:r>
-              <w:t xml:space="preserve">, </w:t>
-            </w:r>
-            <w:proofErr w:type="spellStart"/>
-            <w:r>
-              <w:t>BaseEntity</w:t>
-            </w:r>
-            <w:proofErr w:type="spellEnd"/>
-            <w:r>
-              <w:t xml:space="preserve">, </w:t>
-            </w:r>
-            <w:proofErr w:type="spellStart"/>
-            <w:r>
-              <w:t>GlobalExceptionHandler</w:t>
-            </w:r>
-            <w:proofErr w:type="spellEnd"/>
+            <w:r>
+              <w:t>dto/, exception/, util/, constant/, base/ → ApiResponse, BaseEntity, GlobalExceptionHandler</w:t>
+            </w:r>
           </w:p>
         </w:tc>
       </w:tr>
@@ -2435,53 +2341,8 @@
               </w:rPr>
             </w:pPr>
             <w:r>
-              <w:t xml:space="preserve">controller/ → </w:t>
-            </w:r>
-            <w:proofErr w:type="spellStart"/>
-            <w:r>
-              <w:t>AuthController</w:t>
-            </w:r>
-            <w:proofErr w:type="spellEnd"/>
-            <w:r>
-              <w:t xml:space="preserve">; service/ → </w:t>
-            </w:r>
-            <w:proofErr w:type="spellStart"/>
-            <w:r>
-              <w:t>AuthService</w:t>
-            </w:r>
-            <w:proofErr w:type="spellEnd"/>
-            <w:r>
-              <w:t xml:space="preserve">; repository/ → </w:t>
-            </w:r>
-            <w:proofErr w:type="spellStart"/>
-            <w:r>
-              <w:t>UserRepository</w:t>
-            </w:r>
-            <w:proofErr w:type="spellEnd"/>
-            <w:r>
-              <w:t xml:space="preserve">; entity/ → User, Role; </w:t>
-            </w:r>
-            <w:proofErr w:type="spellStart"/>
-            <w:r>
-              <w:t>dto</w:t>
-            </w:r>
-            <w:proofErr w:type="spellEnd"/>
-            <w:r>
-              <w:t xml:space="preserve">/ → </w:t>
-            </w:r>
-            <w:proofErr w:type="spellStart"/>
-            <w:r>
-              <w:t>LoginReq</w:t>
-            </w:r>
-            <w:proofErr w:type="spellEnd"/>
-            <w:r>
-              <w:t xml:space="preserve">, </w:t>
-            </w:r>
-            <w:proofErr w:type="spellStart"/>
-            <w:r>
-              <w:t>RegisterReq</w:t>
-            </w:r>
-            <w:proofErr w:type="spellEnd"/>
+              <w:t>controller/ → AuthController; service/ → AuthService; repository/ → UserRepository; entity/ → User, Role; dto/ → LoginReq, RegisterReq</w:t>
+            </w:r>
           </w:p>
         </w:tc>
       </w:tr>
@@ -2538,53 +2399,8 @@
               </w:rPr>
             </w:pPr>
             <w:r>
-              <w:t xml:space="preserve">controller/ → </w:t>
-            </w:r>
-            <w:proofErr w:type="spellStart"/>
-            <w:r>
-              <w:t>PatientController</w:t>
-            </w:r>
-            <w:proofErr w:type="spellEnd"/>
-            <w:r>
-              <w:t xml:space="preserve">; service/ → </w:t>
-            </w:r>
-            <w:proofErr w:type="spellStart"/>
-            <w:r>
-              <w:t>PatientService</w:t>
-            </w:r>
-            <w:proofErr w:type="spellEnd"/>
-            <w:r>
-              <w:t xml:space="preserve">; repository/ → </w:t>
-            </w:r>
-            <w:proofErr w:type="spellStart"/>
-            <w:r>
-              <w:t>PatientRepository</w:t>
-            </w:r>
-            <w:proofErr w:type="spellEnd"/>
-            <w:r>
-              <w:t xml:space="preserve">; entity/ → Patient; </w:t>
-            </w:r>
-            <w:proofErr w:type="spellStart"/>
-            <w:r>
-              <w:t>dto</w:t>
-            </w:r>
-            <w:proofErr w:type="spellEnd"/>
-            <w:r>
-              <w:t xml:space="preserve">/ → </w:t>
-            </w:r>
-            <w:proofErr w:type="spellStart"/>
-            <w:r>
-              <w:t>PatientReq</w:t>
-            </w:r>
-            <w:proofErr w:type="spellEnd"/>
-            <w:r>
-              <w:t xml:space="preserve">, </w:t>
-            </w:r>
-            <w:proofErr w:type="spellStart"/>
-            <w:r>
-              <w:t>PatientRes</w:t>
-            </w:r>
-            <w:proofErr w:type="spellEnd"/>
+              <w:t>controller/ → PatientController; service/ → PatientService; repository/ → PatientRepository; entity/ → Patient; dto/ → PatientReq, PatientRes</w:t>
+            </w:r>
           </w:p>
         </w:tc>
       </w:tr>
@@ -2641,53 +2457,8 @@
               </w:rPr>
             </w:pPr>
             <w:r>
-              <w:t xml:space="preserve">controller/ → </w:t>
-            </w:r>
-            <w:proofErr w:type="spellStart"/>
-            <w:r>
-              <w:t>AppointmentController</w:t>
-            </w:r>
-            <w:proofErr w:type="spellEnd"/>
-            <w:r>
-              <w:t xml:space="preserve">; service/ → </w:t>
-            </w:r>
-            <w:proofErr w:type="spellStart"/>
-            <w:r>
-              <w:t>AppointmentService</w:t>
-            </w:r>
-            <w:proofErr w:type="spellEnd"/>
-            <w:r>
-              <w:t xml:space="preserve">; repository/ → </w:t>
-            </w:r>
-            <w:proofErr w:type="spellStart"/>
-            <w:r>
-              <w:t>AppointmentRepository</w:t>
-            </w:r>
-            <w:proofErr w:type="spellEnd"/>
-            <w:r>
-              <w:t xml:space="preserve">; entity/ → Appointment; </w:t>
-            </w:r>
-            <w:proofErr w:type="spellStart"/>
-            <w:r>
-              <w:t>dto</w:t>
-            </w:r>
-            <w:proofErr w:type="spellEnd"/>
-            <w:r>
-              <w:t xml:space="preserve">/ → </w:t>
-            </w:r>
-            <w:proofErr w:type="spellStart"/>
-            <w:r>
-              <w:t>BookingReq</w:t>
-            </w:r>
-            <w:proofErr w:type="spellEnd"/>
-            <w:r>
-              <w:t xml:space="preserve">, </w:t>
-            </w:r>
-            <w:proofErr w:type="spellStart"/>
-            <w:r>
-              <w:t>BookingRes</w:t>
-            </w:r>
-            <w:proofErr w:type="spellEnd"/>
+              <w:t>controller/ → AppointmentController; service/ → AppointmentService; repository/ → AppointmentRepository; entity/ → Appointment; dto/ → BookingReq, BookingRes</w:t>
+            </w:r>
           </w:p>
         </w:tc>
       </w:tr>
@@ -2744,53 +2515,8 @@
               </w:rPr>
             </w:pPr>
             <w:r>
-              <w:t xml:space="preserve">controller/ → </w:t>
-            </w:r>
-            <w:proofErr w:type="spellStart"/>
-            <w:r>
-              <w:t>ConsultationController</w:t>
-            </w:r>
-            <w:proofErr w:type="spellEnd"/>
-            <w:r>
-              <w:t xml:space="preserve">; service/ → </w:t>
-            </w:r>
-            <w:proofErr w:type="spellStart"/>
-            <w:r>
-              <w:t>ConsultationService</w:t>
-            </w:r>
-            <w:proofErr w:type="spellEnd"/>
-            <w:r>
-              <w:t xml:space="preserve">; repository/ → </w:t>
-            </w:r>
-            <w:proofErr w:type="spellStart"/>
-            <w:r>
-              <w:t>VisitRepository</w:t>
-            </w:r>
-            <w:proofErr w:type="spellEnd"/>
-            <w:r>
-              <w:t xml:space="preserve">; entity/ → Visit, Prescription; </w:t>
-            </w:r>
-            <w:proofErr w:type="spellStart"/>
-            <w:r>
-              <w:t>dto</w:t>
-            </w:r>
-            <w:proofErr w:type="spellEnd"/>
-            <w:r>
-              <w:t xml:space="preserve">/ → </w:t>
-            </w:r>
-            <w:proofErr w:type="spellStart"/>
-            <w:r>
-              <w:t>VisitReq</w:t>
-            </w:r>
-            <w:proofErr w:type="spellEnd"/>
-            <w:r>
-              <w:t xml:space="preserve">, </w:t>
-            </w:r>
-            <w:proofErr w:type="spellStart"/>
-            <w:r>
-              <w:t>PrescriptionDto</w:t>
-            </w:r>
-            <w:proofErr w:type="spellEnd"/>
+              <w:t>controller/ → ConsultationController; service/ → ConsultationService; repository/ → VisitRepository; entity/ → Visit, Prescription; dto/ → VisitReq, PrescriptionDto</w:t>
+            </w:r>
           </w:p>
         </w:tc>
       </w:tr>
@@ -2847,45 +2573,8 @@
               </w:rPr>
             </w:pPr>
             <w:r>
-              <w:t xml:space="preserve">controller/ → </w:t>
-            </w:r>
-            <w:proofErr w:type="spellStart"/>
-            <w:r>
-              <w:t>BillingController</w:t>
-            </w:r>
-            <w:proofErr w:type="spellEnd"/>
-            <w:r>
-              <w:t xml:space="preserve">; service/ → </w:t>
-            </w:r>
-            <w:proofErr w:type="spellStart"/>
-            <w:r>
-              <w:t>BillingService</w:t>
-            </w:r>
-            <w:proofErr w:type="spellEnd"/>
-            <w:r>
-              <w:t xml:space="preserve">; repository/ → </w:t>
-            </w:r>
-            <w:proofErr w:type="spellStart"/>
-            <w:r>
-              <w:t>BillingRepository</w:t>
-            </w:r>
-            <w:proofErr w:type="spellEnd"/>
-            <w:r>
-              <w:t xml:space="preserve">; entity/ → Billing; </w:t>
-            </w:r>
-            <w:proofErr w:type="spellStart"/>
-            <w:r>
-              <w:t>dto</w:t>
-            </w:r>
-            <w:proofErr w:type="spellEnd"/>
-            <w:r>
-              <w:t xml:space="preserve">/ → </w:t>
-            </w:r>
-            <w:proofErr w:type="spellStart"/>
-            <w:r>
-              <w:t>InvoiceRes</w:t>
-            </w:r>
-            <w:proofErr w:type="spellEnd"/>
+              <w:t>controller/ → BillingController; service/ → BillingService; repository/ → BillingRepository; entity/ → Billing; dto/ → InvoiceRes</w:t>
+            </w:r>
           </w:p>
         </w:tc>
       </w:tr>
@@ -2904,7 +2593,6 @@
           <w:sz w:val="24"/>
         </w:rPr>
       </w:pPr>
-      <w:proofErr w:type="spellStart"/>
       <w:r>
         <w:rPr>
           <w:b/>
@@ -2912,29 +2600,8 @@
           <w:sz w:val="24"/>
           <w:lang w:val="vi-VN"/>
         </w:rPr>
-        <w:t>Frontend</w:t>
-      </w:r>
-      <w:proofErr w:type="spellEnd"/>
-      <w:r>
-        <w:rPr>
-          <w:b/>
-          <w:i/>
-          <w:sz w:val="24"/>
-          <w:lang w:val="vi-VN"/>
-        </w:rPr>
-        <w:t xml:space="preserve"> </w:t>
-      </w:r>
-      <w:proofErr w:type="spellStart"/>
-      <w:r>
-        <w:rPr>
-          <w:b/>
-          <w:i/>
-          <w:sz w:val="24"/>
-          <w:lang w:val="vi-VN"/>
-        </w:rPr>
-        <w:t>Package</w:t>
-      </w:r>
-      <w:proofErr w:type="spellEnd"/>
+        <w:t>Frontend Package</w:t>
+      </w:r>
     </w:p>
     <w:p>
       <w:pPr>
@@ -3094,13 +2761,8 @@
               </w:rPr>
             </w:pPr>
             <w:r>
-              <w:t>«root» frontend/</w:t>
-            </w:r>
-            <w:proofErr w:type="spellStart"/>
-            <w:r>
-              <w:t>src</w:t>
-            </w:r>
-            <w:proofErr w:type="spellEnd"/>
+              <w:t>«root» frontend/src</w:t>
+            </w:r>
           </w:p>
         </w:tc>
         <w:tc>
@@ -3116,45 +2778,8 @@
               </w:rPr>
             </w:pPr>
             <w:r>
-              <w:t xml:space="preserve">Bao </w:t>
-            </w:r>
-            <w:proofErr w:type="spellStart"/>
-            <w:r>
-              <w:t>chứa</w:t>
-            </w:r>
-            <w:proofErr w:type="spellEnd"/>
-            <w:r>
-              <w:t xml:space="preserve"> </w:t>
-            </w:r>
-            <w:proofErr w:type="spellStart"/>
-            <w:r>
-              <w:t>tất</w:t>
-            </w:r>
-            <w:proofErr w:type="spellEnd"/>
-            <w:r>
-              <w:t xml:space="preserve"> </w:t>
-            </w:r>
-            <w:proofErr w:type="spellStart"/>
-            <w:r>
-              <w:t>cả</w:t>
-            </w:r>
-            <w:proofErr w:type="spellEnd"/>
-            <w:r>
-              <w:t xml:space="preserve"> packages </w:t>
-            </w:r>
-            <w:proofErr w:type="spellStart"/>
-            <w:r>
-              <w:t>bên</w:t>
-            </w:r>
-            <w:proofErr w:type="spellEnd"/>
-            <w:r>
-              <w:t xml:space="preserve"> </w:t>
-            </w:r>
-            <w:proofErr w:type="spellStart"/>
-            <w:r>
-              <w:t>dưới</w:t>
-            </w:r>
-            <w:proofErr w:type="spellEnd"/>
+              <w:t>Bao chứa tất cả packages bên dưới</w:t>
+            </w:r>
           </w:p>
         </w:tc>
       </w:tr>
@@ -3211,69 +2836,8 @@
               </w:rPr>
             </w:pPr>
             <w:r>
-              <w:t xml:space="preserve">guards/ → </w:t>
-            </w:r>
-            <w:proofErr w:type="spellStart"/>
-            <w:r>
-              <w:t>PrivateRoute</w:t>
-            </w:r>
-            <w:proofErr w:type="spellEnd"/>
-            <w:r>
-              <w:t xml:space="preserve">, </w:t>
-            </w:r>
-            <w:proofErr w:type="spellStart"/>
-            <w:r>
-              <w:t>RoleGuard</w:t>
-            </w:r>
-            <w:proofErr w:type="spellEnd"/>
-            <w:r>
-              <w:t xml:space="preserve">; layouts/ → </w:t>
-            </w:r>
-            <w:proofErr w:type="spellStart"/>
-            <w:r>
-              <w:t>MainLayout</w:t>
-            </w:r>
-            <w:proofErr w:type="spellEnd"/>
-            <w:r>
-              <w:t xml:space="preserve">, </w:t>
-            </w:r>
-            <w:proofErr w:type="spellStart"/>
-            <w:r>
-              <w:t>AuthLayout</w:t>
-            </w:r>
-            <w:proofErr w:type="spellEnd"/>
-            <w:r>
-              <w:t xml:space="preserve">; provider/ → </w:t>
-            </w:r>
-            <w:proofErr w:type="spellStart"/>
-            <w:r>
-              <w:t>AuthProvider</w:t>
-            </w:r>
-            <w:proofErr w:type="spellEnd"/>
-            <w:r>
-              <w:t xml:space="preserve">, </w:t>
-            </w:r>
-            <w:proofErr w:type="spellStart"/>
-            <w:r>
-              <w:t>ThemeProvider</w:t>
-            </w:r>
-            <w:proofErr w:type="spellEnd"/>
-            <w:r>
-              <w:t xml:space="preserve">; routers/ → </w:t>
-            </w:r>
-            <w:proofErr w:type="spellStart"/>
-            <w:r>
-              <w:t>AppRouter.tsx</w:t>
-            </w:r>
-            <w:proofErr w:type="spellEnd"/>
-            <w:r>
-              <w:t xml:space="preserve">; </w:t>
-            </w:r>
-            <w:proofErr w:type="spellStart"/>
-            <w:r>
-              <w:t>App.tsx</w:t>
-            </w:r>
-            <w:proofErr w:type="spellEnd"/>
+              <w:t>guards/ → PrivateRoute, RoleGuard; layouts/ → MainLayout, AuthLayout; provider/ → AuthProvider, ThemeProvider; routers/ → AppRouter.tsx; App.tsx</w:t>
+            </w:r>
           </w:p>
         </w:tc>
       </w:tr>
@@ -3331,15 +2895,7 @@
               </w:rPr>
             </w:pPr>
             <w:r>
-              <w:t>booking/, patient/, doctor/, billing/, dashboard/, auth/ (</w:t>
-            </w:r>
-            <w:proofErr w:type="spellStart"/>
-            <w:r>
-              <w:t>mỗi</w:t>
-            </w:r>
-            <w:proofErr w:type="spellEnd"/>
-            <w:r>
-              <w:t xml:space="preserve"> feature: pages, components, hooks, types)</w:t>
+              <w:t>booking/, patient/, doctor/, billing/, dashboard/, auth/ (mỗi feature: pages, components, hooks, types)</w:t>
             </w:r>
           </w:p>
         </w:tc>
@@ -3397,82 +2953,8 @@
               </w:rPr>
             </w:pPr>
             <w:r>
-              <w:t xml:space="preserve">components/ → Button, Modal, Table, DataGrid; hooks/ → </w:t>
-            </w:r>
-            <w:proofErr w:type="spellStart"/>
-            <w:r>
-              <w:t>useAuth</w:t>
-            </w:r>
-            <w:proofErr w:type="spellEnd"/>
-            <w:r>
-              <w:t xml:space="preserve">, </w:t>
-            </w:r>
-            <w:proofErr w:type="spellStart"/>
-            <w:r>
-              <w:t>useFetch</w:t>
-            </w:r>
-            <w:proofErr w:type="spellEnd"/>
-            <w:r>
-              <w:t xml:space="preserve">, </w:t>
-            </w:r>
-            <w:proofErr w:type="spellStart"/>
-            <w:r>
-              <w:t>useDebounce</w:t>
-            </w:r>
-            <w:proofErr w:type="spellEnd"/>
-            <w:r>
-              <w:t xml:space="preserve">; services/ → </w:t>
-            </w:r>
-            <w:proofErr w:type="spellStart"/>
-            <w:r>
-              <w:t>authService</w:t>
-            </w:r>
-            <w:proofErr w:type="spellEnd"/>
-            <w:r>
-              <w:t xml:space="preserve">, </w:t>
-            </w:r>
-            <w:proofErr w:type="spellStart"/>
-            <w:r>
-              <w:t>bookingService</w:t>
-            </w:r>
-            <w:proofErr w:type="spellEnd"/>
-            <w:r>
-              <w:t xml:space="preserve"> (Axios); utils/ → </w:t>
-            </w:r>
-            <w:proofErr w:type="spellStart"/>
-            <w:r>
-              <w:t>formatDate</w:t>
-            </w:r>
-            <w:proofErr w:type="spellEnd"/>
-            <w:r>
-              <w:t xml:space="preserve">, validators, constants; hoc/ → </w:t>
-            </w:r>
-            <w:proofErr w:type="spellStart"/>
-            <w:r>
-              <w:t>withAuth</w:t>
-            </w:r>
-            <w:proofErr w:type="spellEnd"/>
-            <w:r>
-              <w:t xml:space="preserve">, </w:t>
-            </w:r>
-            <w:proofErr w:type="spellStart"/>
-            <w:r>
-              <w:t>withLoading</w:t>
-            </w:r>
-            <w:proofErr w:type="spellEnd"/>
-            <w:r>
-              <w:t xml:space="preserve">; types/ → </w:t>
-            </w:r>
-            <w:proofErr w:type="spellStart"/>
-            <w:proofErr w:type="gramStart"/>
-            <w:r>
-              <w:t>api.types</w:t>
-            </w:r>
-            <w:proofErr w:type="gramEnd"/>
-            <w:r>
-              <w:t>.ts</w:t>
-            </w:r>
-            <w:proofErr w:type="spellEnd"/>
+              <w:t>components/ → Button, Modal, Table, DataGrid; hooks/ → useAuth, useFetch, useDebounce; services/ → authService, bookingService (Axios); utils/ → formatDate, validators, constants; hoc/ → withAuth, withLoading; types/ → api.types.ts</w:t>
+            </w:r>
           </w:p>
         </w:tc>
       </w:tr>
@@ -3731,29 +3213,8 @@
       <w:r>
         <w:t xml:space="preserve"> </w:t>
       </w:r>
-      <w:proofErr w:type="spellStart"/>
-      <w:r>
-        <w:t>PK~Primary</w:t>
-      </w:r>
-      <w:proofErr w:type="spellEnd"/>
-      <w:r>
-        <w:t xml:space="preserve"> Key; </w:t>
-      </w:r>
-      <w:proofErr w:type="spellStart"/>
-      <w:r>
-        <w:t>FK~Foreign</w:t>
-      </w:r>
-      <w:proofErr w:type="spellEnd"/>
-      <w:r>
-        <w:t xml:space="preserve"> Key; </w:t>
-      </w:r>
-      <w:proofErr w:type="spellStart"/>
-      <w:r>
-        <w:t>UN~Unique</w:t>
-      </w:r>
-      <w:proofErr w:type="spellEnd"/>
-      <w:r>
-        <w:t>; NN ~ not null</w:t>
+      <w:r>
+        <w:t>PK~Primary Key; FK~Foreign Key; UN~Unique; NN ~ not null</w:t>
       </w:r>
     </w:p>
     <w:tbl>
@@ -5663,25 +5124,7 @@
                 <w:iCs/>
                 <w:color w:val="0432FF"/>
               </w:rPr>
-              <w:t xml:space="preserve">&lt;void or return type of the operation: int, </w:t>
-            </w:r>
-            <w:proofErr w:type="gramStart"/>
-            <w:r>
-              <w:rPr>
-                <w:i/>
-                <w:iCs/>
-                <w:color w:val="0432FF"/>
-              </w:rPr>
-              <w:t>String,..</w:t>
-            </w:r>
-            <w:proofErr w:type="gramEnd"/>
-            <w:r>
-              <w:rPr>
-                <w:i/>
-                <w:iCs/>
-                <w:color w:val="0432FF"/>
-              </w:rPr>
-              <w:t>&gt;</w:t>
+              <w:t>&lt;void or return type of the operation: int, String,..&gt;</w:t>
             </w:r>
           </w:p>
           <w:p>
@@ -5763,25 +5206,7 @@
                 <w:iCs/>
                 <w:color w:val="0432FF"/>
               </w:rPr>
-              <w:t>- paramName</w:t>
-            </w:r>
-            <w:proofErr w:type="gramStart"/>
-            <w:r>
-              <w:rPr>
-                <w:i/>
-                <w:iCs/>
-                <w:color w:val="0432FF"/>
-              </w:rPr>
-              <w:t>1:type</w:t>
-            </w:r>
-            <w:proofErr w:type="gramEnd"/>
-            <w:r>
-              <w:rPr>
-                <w:i/>
-                <w:iCs/>
-                <w:color w:val="0432FF"/>
-              </w:rPr>
-              <w:t>1, purpose/description1</w:t>
+              <w:t>- paramName1:type1, purpose/description1</w:t>
             </w:r>
           </w:p>
           <w:p>
@@ -5799,25 +5224,7 @@
                 <w:iCs/>
                 <w:color w:val="0432FF"/>
               </w:rPr>
-              <w:t>- paramName</w:t>
-            </w:r>
-            <w:proofErr w:type="gramStart"/>
-            <w:r>
-              <w:rPr>
-                <w:i/>
-                <w:iCs/>
-                <w:color w:val="0432FF"/>
-              </w:rPr>
-              <w:t>2:type</w:t>
-            </w:r>
-            <w:proofErr w:type="gramEnd"/>
-            <w:r>
-              <w:rPr>
-                <w:i/>
-                <w:iCs/>
-                <w:color w:val="0432FF"/>
-              </w:rPr>
-              <w:t>2, purpose/description1</w:t>
+              <w:t>- paramName2:type2, purpose/description1</w:t>
             </w:r>
           </w:p>
           <w:p>
@@ -7208,6 +6615,7 @@
   <w:style w:type="character" w:default="1" w:styleId="DefaultParagraphFont">
     <w:name w:val="Default Paragraph Font"/>
     <w:uiPriority w:val="1"/>
+    <w:semiHidden/>
     <w:unhideWhenUsed/>
   </w:style>
   <w:style w:type="table" w:default="1" w:styleId="TableNormal">
